--- a/submission/EvalCall决赛提交包-20260714/02_EvalCall方案设计文档-最终版.docx
+++ b/submission/EvalCall决赛提交包-20260714/02_EvalCall方案设计文档-最终版.docx
@@ -8,7 +8,7 @@
       </w:pPr>
       <w:r>
         <w:rPr>
-          <w:rFonts w:ascii="Arial Unicode MS" w:hAnsi="Arial Unicode MS" w:eastAsia="Arial Unicode MS"/>
+          <w:rFonts w:ascii="PingFang SC" w:hAnsi="PingFang SC" w:eastAsia="PingFang SC"/>
           <w:b/>
           <w:color w:val="2E74B5"/>
           <w:sz w:val="18"/>
@@ -22,7 +22,7 @@
       </w:pPr>
       <w:r>
         <w:rPr>
-          <w:rFonts w:ascii="Arial Unicode MS" w:hAnsi="Arial Unicode MS" w:eastAsia="Arial Unicode MS"/>
+          <w:rFonts w:ascii="PingFang SC" w:hAnsi="PingFang SC" w:eastAsia="PingFang SC"/>
           <w:b/>
           <w:color w:val="142039"/>
           <w:sz w:val="50"/>
@@ -36,7 +36,7 @@
       </w:pPr>
       <w:r>
         <w:rPr>
-          <w:rFonts w:ascii="Arial Unicode MS" w:hAnsi="Arial Unicode MS" w:eastAsia="Arial Unicode MS"/>
+          <w:rFonts w:ascii="PingFang SC" w:hAnsi="PingFang SC" w:eastAsia="PingFang SC"/>
           <w:color w:val="687386"/>
           <w:sz w:val="24"/>
         </w:rPr>
@@ -82,7 +82,7 @@
             </w:pPr>
             <w:r>
               <w:rPr>
-                <w:rFonts w:ascii="Arial Unicode MS" w:hAnsi="Arial Unicode MS" w:eastAsia="Arial Unicode MS"/>
+                <w:rFonts w:ascii="PingFang SC" w:hAnsi="PingFang SC" w:eastAsia="PingFang SC"/>
                 <w:b/>
                 <w:color w:val="142039"/>
                 <w:sz w:val="19"/>
@@ -117,7 +117,7 @@
             </w:pPr>
             <w:r>
               <w:rPr>
-                <w:rFonts w:ascii="Arial Unicode MS" w:hAnsi="Arial Unicode MS" w:eastAsia="Arial Unicode MS"/>
+                <w:rFonts w:ascii="PingFang SC" w:hAnsi="PingFang SC" w:eastAsia="PingFang SC"/>
                 <w:b w:val="0"/>
                 <w:color w:val="142039"/>
                 <w:sz w:val="21"/>
@@ -139,7 +139,7 @@
       </w:pPr>
       <w:r>
         <w:rPr>
-          <w:rFonts w:ascii="Arial Unicode MS" w:hAnsi="Arial Unicode MS" w:eastAsia="Arial Unicode MS"/>
+          <w:rFonts w:ascii="PingFang SC" w:hAnsi="PingFang SC" w:eastAsia="PingFang SC"/>
           <w:color w:val="142039"/>
           <w:sz w:val="22"/>
         </w:rPr>
@@ -152,7 +152,7 @@
       </w:pPr>
       <w:r>
         <w:rPr>
-          <w:rFonts w:ascii="Arial Unicode MS" w:hAnsi="Arial Unicode MS" w:eastAsia="Arial Unicode MS"/>
+          <w:rFonts w:ascii="PingFang SC" w:hAnsi="PingFang SC" w:eastAsia="PingFang SC"/>
           <w:color w:val="2E74B5"/>
           <w:sz w:val="26"/>
         </w:rPr>
@@ -165,7 +165,7 @@
       </w:pPr>
       <w:r>
         <w:rPr>
-          <w:rFonts w:ascii="Arial Unicode MS" w:hAnsi="Arial Unicode MS" w:eastAsia="Arial Unicode MS"/>
+          <w:rFonts w:ascii="PingFang SC" w:hAnsi="PingFang SC" w:eastAsia="PingFang SC"/>
           <w:color w:val="142039"/>
           <w:sz w:val="22"/>
         </w:rPr>
@@ -178,7 +178,7 @@
       </w:pPr>
       <w:r>
         <w:rPr>
-          <w:rFonts w:ascii="Arial Unicode MS" w:hAnsi="Arial Unicode MS" w:eastAsia="Arial Unicode MS"/>
+          <w:rFonts w:ascii="PingFang SC" w:hAnsi="PingFang SC" w:eastAsia="PingFang SC"/>
           <w:color w:val="142039"/>
           <w:sz w:val="22"/>
         </w:rPr>
@@ -191,7 +191,7 @@
       </w:pPr>
       <w:r>
         <w:rPr>
-          <w:rFonts w:ascii="Arial Unicode MS" w:hAnsi="Arial Unicode MS" w:eastAsia="Arial Unicode MS"/>
+          <w:rFonts w:ascii="PingFang SC" w:hAnsi="PingFang SC" w:eastAsia="PingFang SC"/>
           <w:color w:val="2E74B5"/>
           <w:sz w:val="26"/>
         </w:rPr>
@@ -204,7 +204,7 @@
       </w:pPr>
       <w:r>
         <w:rPr>
-          <w:rFonts w:ascii="Arial Unicode MS" w:hAnsi="Arial Unicode MS" w:eastAsia="Arial Unicode MS"/>
+          <w:rFonts w:ascii="PingFang SC" w:hAnsi="PingFang SC" w:eastAsia="PingFang SC"/>
           <w:color w:val="1F4D78"/>
           <w:sz w:val="24"/>
         </w:rPr>
@@ -217,7 +217,7 @@
       </w:pPr>
       <w:r>
         <w:rPr>
-          <w:rFonts w:ascii="Arial Unicode MS" w:hAnsi="Arial Unicode MS" w:eastAsia="Arial Unicode MS"/>
+          <w:rFonts w:ascii="PingFang SC" w:hAnsi="PingFang SC" w:eastAsia="PingFang SC"/>
           <w:color w:val="142039"/>
           <w:sz w:val="22"/>
         </w:rPr>
@@ -230,7 +230,7 @@
       </w:pPr>
       <w:r>
         <w:rPr>
-          <w:rFonts w:ascii="Arial Unicode MS" w:hAnsi="Arial Unicode MS" w:eastAsia="Arial Unicode MS"/>
+          <w:rFonts w:ascii="PingFang SC" w:hAnsi="PingFang SC" w:eastAsia="PingFang SC"/>
           <w:color w:val="1F4D78"/>
           <w:sz w:val="24"/>
         </w:rPr>
@@ -248,7 +248,7 @@
       </w:pPr>
       <w:r>
         <w:rPr>
-          <w:rFonts w:ascii="Arial Unicode MS" w:hAnsi="Arial Unicode MS" w:eastAsia="Arial Unicode MS"/>
+          <w:rFonts w:ascii="PingFang SC" w:hAnsi="PingFang SC" w:eastAsia="PingFang SC"/>
           <w:color w:val="142039"/>
           <w:sz w:val="22"/>
         </w:rPr>
@@ -266,7 +266,7 @@
       </w:pPr>
       <w:r>
         <w:rPr>
-          <w:rFonts w:ascii="Arial Unicode MS" w:hAnsi="Arial Unicode MS" w:eastAsia="Arial Unicode MS"/>
+          <w:rFonts w:ascii="PingFang SC" w:hAnsi="PingFang SC" w:eastAsia="PingFang SC"/>
           <w:color w:val="142039"/>
           <w:sz w:val="22"/>
         </w:rPr>
@@ -284,7 +284,7 @@
       </w:pPr>
       <w:r>
         <w:rPr>
-          <w:rFonts w:ascii="Arial Unicode MS" w:hAnsi="Arial Unicode MS" w:eastAsia="Arial Unicode MS"/>
+          <w:rFonts w:ascii="PingFang SC" w:hAnsi="PingFang SC" w:eastAsia="PingFang SC"/>
           <w:color w:val="142039"/>
           <w:sz w:val="22"/>
         </w:rPr>
@@ -302,7 +302,7 @@
       </w:pPr>
       <w:r>
         <w:rPr>
-          <w:rFonts w:ascii="Arial Unicode MS" w:hAnsi="Arial Unicode MS" w:eastAsia="Arial Unicode MS"/>
+          <w:rFonts w:ascii="PingFang SC" w:hAnsi="PingFang SC" w:eastAsia="PingFang SC"/>
           <w:color w:val="142039"/>
           <w:sz w:val="22"/>
         </w:rPr>
@@ -320,7 +320,7 @@
       </w:pPr>
       <w:r>
         <w:rPr>
-          <w:rFonts w:ascii="Arial Unicode MS" w:hAnsi="Arial Unicode MS" w:eastAsia="Arial Unicode MS"/>
+          <w:rFonts w:ascii="PingFang SC" w:hAnsi="PingFang SC" w:eastAsia="PingFang SC"/>
           <w:color w:val="142039"/>
           <w:sz w:val="22"/>
         </w:rPr>
@@ -338,7 +338,7 @@
       </w:pPr>
       <w:r>
         <w:rPr>
-          <w:rFonts w:ascii="Arial Unicode MS" w:hAnsi="Arial Unicode MS" w:eastAsia="Arial Unicode MS"/>
+          <w:rFonts w:ascii="PingFang SC" w:hAnsi="PingFang SC" w:eastAsia="PingFang SC"/>
           <w:color w:val="142039"/>
           <w:sz w:val="22"/>
         </w:rPr>
@@ -351,7 +351,7 @@
       </w:pPr>
       <w:r>
         <w:rPr>
-          <w:rFonts w:ascii="Arial Unicode MS" w:hAnsi="Arial Unicode MS" w:eastAsia="Arial Unicode MS"/>
+          <w:rFonts w:ascii="PingFang SC" w:hAnsi="PingFang SC" w:eastAsia="PingFang SC"/>
           <w:color w:val="1F4D78"/>
           <w:sz w:val="24"/>
         </w:rPr>
@@ -365,7 +365,7 @@
       </w:pPr>
       <w:r>
         <w:rPr>
-          <w:rFonts w:ascii="Arial Unicode MS" w:hAnsi="Arial Unicode MS" w:eastAsia="Arial Unicode MS"/>
+          <w:rFonts w:ascii="PingFang SC" w:hAnsi="PingFang SC" w:eastAsia="PingFang SC"/>
           <w:color w:val="142039"/>
           <w:sz w:val="22"/>
         </w:rPr>
@@ -379,7 +379,7 @@
       </w:pPr>
       <w:r>
         <w:rPr>
-          <w:rFonts w:ascii="Arial Unicode MS" w:hAnsi="Arial Unicode MS" w:eastAsia="Arial Unicode MS"/>
+          <w:rFonts w:ascii="PingFang SC" w:hAnsi="PingFang SC" w:eastAsia="PingFang SC"/>
           <w:color w:val="142039"/>
           <w:sz w:val="22"/>
         </w:rPr>
@@ -393,7 +393,7 @@
       </w:pPr>
       <w:r>
         <w:rPr>
-          <w:rFonts w:ascii="Arial Unicode MS" w:hAnsi="Arial Unicode MS" w:eastAsia="Arial Unicode MS"/>
+          <w:rFonts w:ascii="PingFang SC" w:hAnsi="PingFang SC" w:eastAsia="PingFang SC"/>
           <w:color w:val="142039"/>
           <w:sz w:val="22"/>
         </w:rPr>
@@ -407,7 +407,7 @@
       </w:pPr>
       <w:r>
         <w:rPr>
-          <w:rFonts w:ascii="Arial Unicode MS" w:hAnsi="Arial Unicode MS" w:eastAsia="Arial Unicode MS"/>
+          <w:rFonts w:ascii="PingFang SC" w:hAnsi="PingFang SC" w:eastAsia="PingFang SC"/>
           <w:color w:val="142039"/>
           <w:sz w:val="22"/>
         </w:rPr>
@@ -420,7 +420,7 @@
       </w:pPr>
       <w:r>
         <w:rPr>
-          <w:rFonts w:ascii="Arial Unicode MS" w:hAnsi="Arial Unicode MS" w:eastAsia="Arial Unicode MS"/>
+          <w:rFonts w:ascii="PingFang SC" w:hAnsi="PingFang SC" w:eastAsia="PingFang SC"/>
           <w:color w:val="2E74B5"/>
           <w:sz w:val="26"/>
         </w:rPr>
@@ -433,7 +433,7 @@
       </w:pPr>
       <w:r>
         <w:rPr>
-          <w:rFonts w:ascii="Arial Unicode MS" w:hAnsi="Arial Unicode MS" w:eastAsia="Arial Unicode MS"/>
+          <w:rFonts w:ascii="PingFang SC" w:hAnsi="PingFang SC" w:eastAsia="PingFang SC"/>
           <w:color w:val="1F4D78"/>
           <w:sz w:val="24"/>
         </w:rPr>
@@ -491,7 +491,7 @@
             </w:r>
             <w:r>
               <w:rPr>
-                <w:rFonts w:ascii="Arial Unicode MS" w:hAnsi="Arial Unicode MS" w:eastAsia="Arial Unicode MS"/>
+                <w:rFonts w:ascii="PingFang SC" w:hAnsi="PingFang SC" w:eastAsia="PingFang SC"/>
                 <w:b/>
                 <w:color w:val="1F4D78"/>
                 <w:sz w:val="18"/>
@@ -532,7 +532,7 @@
             </w:r>
             <w:r>
               <w:rPr>
-                <w:rFonts w:ascii="Arial Unicode MS" w:hAnsi="Arial Unicode MS" w:eastAsia="Arial Unicode MS"/>
+                <w:rFonts w:ascii="PingFang SC" w:hAnsi="PingFang SC" w:eastAsia="PingFang SC"/>
                 <w:b/>
                 <w:color w:val="1F4D78"/>
                 <w:sz w:val="18"/>
@@ -573,7 +573,7 @@
             </w:r>
             <w:r>
               <w:rPr>
-                <w:rFonts w:ascii="Arial Unicode MS" w:hAnsi="Arial Unicode MS" w:eastAsia="Arial Unicode MS"/>
+                <w:rFonts w:ascii="PingFang SC" w:hAnsi="PingFang SC" w:eastAsia="PingFang SC"/>
                 <w:b/>
                 <w:color w:val="1F4D78"/>
                 <w:sz w:val="18"/>
@@ -614,7 +614,7 @@
             </w:r>
             <w:r>
               <w:rPr>
-                <w:rFonts w:ascii="Arial Unicode MS" w:hAnsi="Arial Unicode MS" w:eastAsia="Arial Unicode MS"/>
+                <w:rFonts w:ascii="PingFang SC" w:hAnsi="PingFang SC" w:eastAsia="PingFang SC"/>
                 <w:b/>
                 <w:color w:val="1F4D78"/>
                 <w:sz w:val="18"/>
@@ -654,7 +654,7 @@
             <w:r/>
             <w:r>
               <w:rPr>
-                <w:rFonts w:ascii="Arial Unicode MS" w:hAnsi="Arial Unicode MS" w:eastAsia="Arial Unicode MS"/>
+                <w:rFonts w:ascii="PingFang SC" w:hAnsi="PingFang SC" w:eastAsia="PingFang SC"/>
                 <w:color w:val="142039"/>
                 <w:sz w:val="18"/>
               </w:rPr>
@@ -688,7 +688,7 @@
             <w:r/>
             <w:r>
               <w:rPr>
-                <w:rFonts w:ascii="Arial Unicode MS" w:hAnsi="Arial Unicode MS" w:eastAsia="Arial Unicode MS"/>
+                <w:rFonts w:ascii="PingFang SC" w:hAnsi="PingFang SC" w:eastAsia="PingFang SC"/>
                 <w:color w:val="142039"/>
                 <w:sz w:val="18"/>
               </w:rPr>
@@ -722,7 +722,7 @@
             <w:r/>
             <w:r>
               <w:rPr>
-                <w:rFonts w:ascii="Arial Unicode MS" w:hAnsi="Arial Unicode MS" w:eastAsia="Arial Unicode MS"/>
+                <w:rFonts w:ascii="PingFang SC" w:hAnsi="PingFang SC" w:eastAsia="PingFang SC"/>
                 <w:color w:val="142039"/>
                 <w:sz w:val="18"/>
               </w:rPr>
@@ -756,7 +756,7 @@
             <w:r/>
             <w:r>
               <w:rPr>
-                <w:rFonts w:ascii="Arial Unicode MS" w:hAnsi="Arial Unicode MS" w:eastAsia="Arial Unicode MS"/>
+                <w:rFonts w:ascii="PingFang SC" w:hAnsi="PingFang SC" w:eastAsia="PingFang SC"/>
                 <w:color w:val="142039"/>
                 <w:sz w:val="18"/>
               </w:rPr>
@@ -795,7 +795,7 @@
             <w:r/>
             <w:r>
               <w:rPr>
-                <w:rFonts w:ascii="Arial Unicode MS" w:hAnsi="Arial Unicode MS" w:eastAsia="Arial Unicode MS"/>
+                <w:rFonts w:ascii="PingFang SC" w:hAnsi="PingFang SC" w:eastAsia="PingFang SC"/>
                 <w:color w:val="142039"/>
                 <w:sz w:val="18"/>
               </w:rPr>
@@ -829,7 +829,7 @@
             <w:r/>
             <w:r>
               <w:rPr>
-                <w:rFonts w:ascii="Arial Unicode MS" w:hAnsi="Arial Unicode MS" w:eastAsia="Arial Unicode MS"/>
+                <w:rFonts w:ascii="PingFang SC" w:hAnsi="PingFang SC" w:eastAsia="PingFang SC"/>
                 <w:color w:val="142039"/>
                 <w:sz w:val="18"/>
               </w:rPr>
@@ -863,7 +863,7 @@
             <w:r/>
             <w:r>
               <w:rPr>
-                <w:rFonts w:ascii="Arial Unicode MS" w:hAnsi="Arial Unicode MS" w:eastAsia="Arial Unicode MS"/>
+                <w:rFonts w:ascii="PingFang SC" w:hAnsi="PingFang SC" w:eastAsia="PingFang SC"/>
                 <w:color w:val="142039"/>
                 <w:sz w:val="18"/>
               </w:rPr>
@@ -897,7 +897,7 @@
             <w:r/>
             <w:r>
               <w:rPr>
-                <w:rFonts w:ascii="Arial Unicode MS" w:hAnsi="Arial Unicode MS" w:eastAsia="Arial Unicode MS"/>
+                <w:rFonts w:ascii="PingFang SC" w:hAnsi="PingFang SC" w:eastAsia="PingFang SC"/>
                 <w:color w:val="142039"/>
                 <w:sz w:val="18"/>
               </w:rPr>
@@ -936,7 +936,7 @@
             <w:r/>
             <w:r>
               <w:rPr>
-                <w:rFonts w:ascii="Arial Unicode MS" w:hAnsi="Arial Unicode MS" w:eastAsia="Arial Unicode MS"/>
+                <w:rFonts w:ascii="PingFang SC" w:hAnsi="PingFang SC" w:eastAsia="PingFang SC"/>
                 <w:color w:val="142039"/>
                 <w:sz w:val="18"/>
               </w:rPr>
@@ -970,7 +970,7 @@
             <w:r/>
             <w:r>
               <w:rPr>
-                <w:rFonts w:ascii="Arial Unicode MS" w:hAnsi="Arial Unicode MS" w:eastAsia="Arial Unicode MS"/>
+                <w:rFonts w:ascii="PingFang SC" w:hAnsi="PingFang SC" w:eastAsia="PingFang SC"/>
                 <w:color w:val="142039"/>
                 <w:sz w:val="18"/>
               </w:rPr>
@@ -1004,7 +1004,7 @@
             <w:r/>
             <w:r>
               <w:rPr>
-                <w:rFonts w:ascii="Arial Unicode MS" w:hAnsi="Arial Unicode MS" w:eastAsia="Arial Unicode MS"/>
+                <w:rFonts w:ascii="PingFang SC" w:hAnsi="PingFang SC" w:eastAsia="PingFang SC"/>
                 <w:color w:val="142039"/>
                 <w:sz w:val="18"/>
               </w:rPr>
@@ -1038,7 +1038,7 @@
             <w:r/>
             <w:r>
               <w:rPr>
-                <w:rFonts w:ascii="Arial Unicode MS" w:hAnsi="Arial Unicode MS" w:eastAsia="Arial Unicode MS"/>
+                <w:rFonts w:ascii="PingFang SC" w:hAnsi="PingFang SC" w:eastAsia="PingFang SC"/>
                 <w:color w:val="142039"/>
                 <w:sz w:val="18"/>
               </w:rPr>
@@ -1077,7 +1077,7 @@
             <w:r/>
             <w:r>
               <w:rPr>
-                <w:rFonts w:ascii="Arial Unicode MS" w:hAnsi="Arial Unicode MS" w:eastAsia="Arial Unicode MS"/>
+                <w:rFonts w:ascii="PingFang SC" w:hAnsi="PingFang SC" w:eastAsia="PingFang SC"/>
                 <w:color w:val="142039"/>
                 <w:sz w:val="18"/>
               </w:rPr>
@@ -1111,7 +1111,7 @@
             <w:r/>
             <w:r>
               <w:rPr>
-                <w:rFonts w:ascii="Arial Unicode MS" w:hAnsi="Arial Unicode MS" w:eastAsia="Arial Unicode MS"/>
+                <w:rFonts w:ascii="PingFang SC" w:hAnsi="PingFang SC" w:eastAsia="PingFang SC"/>
                 <w:color w:val="142039"/>
                 <w:sz w:val="18"/>
               </w:rPr>
@@ -1145,7 +1145,7 @@
             <w:r/>
             <w:r>
               <w:rPr>
-                <w:rFonts w:ascii="Arial Unicode MS" w:hAnsi="Arial Unicode MS" w:eastAsia="Arial Unicode MS"/>
+                <w:rFonts w:ascii="PingFang SC" w:hAnsi="PingFang SC" w:eastAsia="PingFang SC"/>
                 <w:color w:val="142039"/>
                 <w:sz w:val="18"/>
               </w:rPr>
@@ -1179,7 +1179,7 @@
             <w:r/>
             <w:r>
               <w:rPr>
-                <w:rFonts w:ascii="Arial Unicode MS" w:hAnsi="Arial Unicode MS" w:eastAsia="Arial Unicode MS"/>
+                <w:rFonts w:ascii="PingFang SC" w:hAnsi="PingFang SC" w:eastAsia="PingFang SC"/>
                 <w:color w:val="142039"/>
                 <w:sz w:val="18"/>
               </w:rPr>
@@ -1218,7 +1218,7 @@
             <w:r/>
             <w:r>
               <w:rPr>
-                <w:rFonts w:ascii="Arial Unicode MS" w:hAnsi="Arial Unicode MS" w:eastAsia="Arial Unicode MS"/>
+                <w:rFonts w:ascii="PingFang SC" w:hAnsi="PingFang SC" w:eastAsia="PingFang SC"/>
                 <w:color w:val="142039"/>
                 <w:sz w:val="18"/>
               </w:rPr>
@@ -1252,7 +1252,7 @@
             <w:r/>
             <w:r>
               <w:rPr>
-                <w:rFonts w:ascii="Arial Unicode MS" w:hAnsi="Arial Unicode MS" w:eastAsia="Arial Unicode MS"/>
+                <w:rFonts w:ascii="PingFang SC" w:hAnsi="PingFang SC" w:eastAsia="PingFang SC"/>
                 <w:color w:val="142039"/>
                 <w:sz w:val="18"/>
               </w:rPr>
@@ -1286,7 +1286,7 @@
             <w:r/>
             <w:r>
               <w:rPr>
-                <w:rFonts w:ascii="Arial Unicode MS" w:hAnsi="Arial Unicode MS" w:eastAsia="Arial Unicode MS"/>
+                <w:rFonts w:ascii="PingFang SC" w:hAnsi="PingFang SC" w:eastAsia="PingFang SC"/>
                 <w:color w:val="142039"/>
                 <w:sz w:val="18"/>
               </w:rPr>
@@ -1320,7 +1320,7 @@
             <w:r/>
             <w:r>
               <w:rPr>
-                <w:rFonts w:ascii="Arial Unicode MS" w:hAnsi="Arial Unicode MS" w:eastAsia="Arial Unicode MS"/>
+                <w:rFonts w:ascii="PingFang SC" w:hAnsi="PingFang SC" w:eastAsia="PingFang SC"/>
                 <w:color w:val="142039"/>
                 <w:sz w:val="18"/>
               </w:rPr>
@@ -1359,7 +1359,7 @@
             <w:r/>
             <w:r>
               <w:rPr>
-                <w:rFonts w:ascii="Arial Unicode MS" w:hAnsi="Arial Unicode MS" w:eastAsia="Arial Unicode MS"/>
+                <w:rFonts w:ascii="PingFang SC" w:hAnsi="PingFang SC" w:eastAsia="PingFang SC"/>
                 <w:color w:val="142039"/>
                 <w:sz w:val="18"/>
               </w:rPr>
@@ -1393,7 +1393,7 @@
             <w:r/>
             <w:r>
               <w:rPr>
-                <w:rFonts w:ascii="Arial Unicode MS" w:hAnsi="Arial Unicode MS" w:eastAsia="Arial Unicode MS"/>
+                <w:rFonts w:ascii="PingFang SC" w:hAnsi="PingFang SC" w:eastAsia="PingFang SC"/>
                 <w:color w:val="142039"/>
                 <w:sz w:val="18"/>
               </w:rPr>
@@ -1427,7 +1427,7 @@
             <w:r/>
             <w:r>
               <w:rPr>
-                <w:rFonts w:ascii="Arial Unicode MS" w:hAnsi="Arial Unicode MS" w:eastAsia="Arial Unicode MS"/>
+                <w:rFonts w:ascii="PingFang SC" w:hAnsi="PingFang SC" w:eastAsia="PingFang SC"/>
                 <w:color w:val="142039"/>
                 <w:sz w:val="18"/>
               </w:rPr>
@@ -1461,7 +1461,7 @@
             <w:r/>
             <w:r>
               <w:rPr>
-                <w:rFonts w:ascii="Arial Unicode MS" w:hAnsi="Arial Unicode MS" w:eastAsia="Arial Unicode MS"/>
+                <w:rFonts w:ascii="PingFang SC" w:hAnsi="PingFang SC" w:eastAsia="PingFang SC"/>
                 <w:color w:val="142039"/>
                 <w:sz w:val="18"/>
               </w:rPr>
@@ -1482,7 +1482,7 @@
       </w:pPr>
       <w:r>
         <w:rPr>
-          <w:rFonts w:ascii="Arial Unicode MS" w:hAnsi="Arial Unicode MS" w:eastAsia="Arial Unicode MS"/>
+          <w:rFonts w:ascii="PingFang SC" w:hAnsi="PingFang SC" w:eastAsia="PingFang SC"/>
           <w:color w:val="142039"/>
           <w:sz w:val="22"/>
         </w:rPr>
@@ -1495,7 +1495,7 @@
       </w:pPr>
       <w:r>
         <w:rPr>
-          <w:rFonts w:ascii="Arial Unicode MS" w:hAnsi="Arial Unicode MS" w:eastAsia="Arial Unicode MS"/>
+          <w:rFonts w:ascii="PingFang SC" w:hAnsi="PingFang SC" w:eastAsia="PingFang SC"/>
           <w:color w:val="1F4D78"/>
           <w:sz w:val="24"/>
         </w:rPr>
@@ -1508,7 +1508,7 @@
       </w:pPr>
       <w:r>
         <w:rPr>
-          <w:rFonts w:ascii="Arial Unicode MS" w:hAnsi="Arial Unicode MS" w:eastAsia="Arial Unicode MS"/>
+          <w:rFonts w:ascii="PingFang SC" w:hAnsi="PingFang SC" w:eastAsia="PingFang SC"/>
           <w:b/>
           <w:color w:val="142039"/>
           <w:sz w:val="22"/>
@@ -1517,7 +1517,7 @@
       </w:r>
       <w:r>
         <w:rPr>
-          <w:rFonts w:ascii="Arial Unicode MS" w:hAnsi="Arial Unicode MS" w:eastAsia="Arial Unicode MS"/>
+          <w:rFonts w:ascii="PingFang SC" w:hAnsi="PingFang SC" w:eastAsia="PingFang SC"/>
           <w:color w:val="142039"/>
           <w:sz w:val="22"/>
         </w:rPr>
@@ -1530,7 +1530,7 @@
       </w:pPr>
       <w:r>
         <w:rPr>
-          <w:rFonts w:ascii="Arial Unicode MS" w:hAnsi="Arial Unicode MS" w:eastAsia="Arial Unicode MS"/>
+          <w:rFonts w:ascii="PingFang SC" w:hAnsi="PingFang SC" w:eastAsia="PingFang SC"/>
           <w:b/>
           <w:color w:val="142039"/>
           <w:sz w:val="22"/>
@@ -1539,7 +1539,7 @@
       </w:r>
       <w:r>
         <w:rPr>
-          <w:rFonts w:ascii="Arial Unicode MS" w:hAnsi="Arial Unicode MS" w:eastAsia="Arial Unicode MS"/>
+          <w:rFonts w:ascii="PingFang SC" w:hAnsi="PingFang SC" w:eastAsia="PingFang SC"/>
           <w:color w:val="142039"/>
           <w:sz w:val="22"/>
         </w:rPr>
@@ -1552,7 +1552,7 @@
       </w:pPr>
       <w:r>
         <w:rPr>
-          <w:rFonts w:ascii="Arial Unicode MS" w:hAnsi="Arial Unicode MS" w:eastAsia="Arial Unicode MS"/>
+          <w:rFonts w:ascii="PingFang SC" w:hAnsi="PingFang SC" w:eastAsia="PingFang SC"/>
           <w:color w:val="142039"/>
           <w:sz w:val="22"/>
         </w:rPr>
@@ -1565,7 +1565,7 @@
       </w:pPr>
       <w:r>
         <w:rPr>
-          <w:rFonts w:ascii="Arial Unicode MS" w:hAnsi="Arial Unicode MS" w:eastAsia="Arial Unicode MS"/>
+          <w:rFonts w:ascii="PingFang SC" w:hAnsi="PingFang SC" w:eastAsia="PingFang SC"/>
           <w:color w:val="2E74B5"/>
           <w:sz w:val="26"/>
         </w:rPr>
@@ -1610,7 +1610,7 @@
             <w:r/>
             <w:r>
               <w:rPr>
-                <w:rFonts w:ascii="Menlo" w:hAnsi="Menlo" w:eastAsia="Arial Unicode MS"/>
+                <w:rFonts w:ascii="Menlo" w:hAnsi="Menlo" w:eastAsia="PingFang SC"/>
                 <w:color w:val="142039"/>
                 <w:sz w:val="17"/>
               </w:rPr>
@@ -1619,7 +1619,7 @@
             </w:r>
             <w:r>
               <w:rPr>
-                <w:rFonts w:ascii="Menlo" w:hAnsi="Menlo" w:eastAsia="Arial Unicode MS"/>
+                <w:rFonts w:ascii="Menlo" w:hAnsi="Menlo" w:eastAsia="PingFang SC"/>
                 <w:color w:val="142039"/>
                 <w:sz w:val="17"/>
               </w:rPr>
@@ -1628,7 +1628,7 @@
             </w:r>
             <w:r>
               <w:rPr>
-                <w:rFonts w:ascii="Menlo" w:hAnsi="Menlo" w:eastAsia="Arial Unicode MS"/>
+                <w:rFonts w:ascii="Menlo" w:hAnsi="Menlo" w:eastAsia="PingFang SC"/>
                 <w:color w:val="142039"/>
                 <w:sz w:val="17"/>
               </w:rPr>
@@ -1637,7 +1637,7 @@
             </w:r>
             <w:r>
               <w:rPr>
-                <w:rFonts w:ascii="Menlo" w:hAnsi="Menlo" w:eastAsia="Arial Unicode MS"/>
+                <w:rFonts w:ascii="Menlo" w:hAnsi="Menlo" w:eastAsia="PingFang SC"/>
                 <w:color w:val="142039"/>
                 <w:sz w:val="17"/>
               </w:rPr>
@@ -1646,7 +1646,7 @@
             </w:r>
             <w:r>
               <w:rPr>
-                <w:rFonts w:ascii="Menlo" w:hAnsi="Menlo" w:eastAsia="Arial Unicode MS"/>
+                <w:rFonts w:ascii="Menlo" w:hAnsi="Menlo" w:eastAsia="PingFang SC"/>
                 <w:color w:val="142039"/>
                 <w:sz w:val="17"/>
               </w:rPr>
@@ -1655,7 +1655,7 @@
             </w:r>
             <w:r>
               <w:rPr>
-                <w:rFonts w:ascii="Menlo" w:hAnsi="Menlo" w:eastAsia="Arial Unicode MS"/>
+                <w:rFonts w:ascii="Menlo" w:hAnsi="Menlo" w:eastAsia="PingFang SC"/>
                 <w:color w:val="142039"/>
                 <w:sz w:val="17"/>
               </w:rPr>
@@ -1664,7 +1664,7 @@
             </w:r>
             <w:r>
               <w:rPr>
-                <w:rFonts w:ascii="Menlo" w:hAnsi="Menlo" w:eastAsia="Arial Unicode MS"/>
+                <w:rFonts w:ascii="Menlo" w:hAnsi="Menlo" w:eastAsia="PingFang SC"/>
                 <w:color w:val="142039"/>
                 <w:sz w:val="17"/>
               </w:rPr>
@@ -1673,7 +1673,7 @@
             </w:r>
             <w:r>
               <w:rPr>
-                <w:rFonts w:ascii="Menlo" w:hAnsi="Menlo" w:eastAsia="Arial Unicode MS"/>
+                <w:rFonts w:ascii="Menlo" w:hAnsi="Menlo" w:eastAsia="PingFang SC"/>
                 <w:color w:val="142039"/>
                 <w:sz w:val="17"/>
               </w:rPr>
@@ -1682,7 +1682,7 @@
             </w:r>
             <w:r>
               <w:rPr>
-                <w:rFonts w:ascii="Menlo" w:hAnsi="Menlo" w:eastAsia="Arial Unicode MS"/>
+                <w:rFonts w:ascii="Menlo" w:hAnsi="Menlo" w:eastAsia="PingFang SC"/>
                 <w:color w:val="142039"/>
                 <w:sz w:val="17"/>
               </w:rPr>
@@ -1691,7 +1691,7 @@
             </w:r>
             <w:r>
               <w:rPr>
-                <w:rFonts w:ascii="Menlo" w:hAnsi="Menlo" w:eastAsia="Arial Unicode MS"/>
+                <w:rFonts w:ascii="Menlo" w:hAnsi="Menlo" w:eastAsia="PingFang SC"/>
                 <w:color w:val="142039"/>
                 <w:sz w:val="17"/>
               </w:rPr>
@@ -1700,7 +1700,7 @@
             </w:r>
             <w:r>
               <w:rPr>
-                <w:rFonts w:ascii="Menlo" w:hAnsi="Menlo" w:eastAsia="Arial Unicode MS"/>
+                <w:rFonts w:ascii="Menlo" w:hAnsi="Menlo" w:eastAsia="PingFang SC"/>
                 <w:color w:val="142039"/>
                 <w:sz w:val="17"/>
               </w:rPr>
@@ -1709,7 +1709,7 @@
             </w:r>
             <w:r>
               <w:rPr>
-                <w:rFonts w:ascii="Menlo" w:hAnsi="Menlo" w:eastAsia="Arial Unicode MS"/>
+                <w:rFonts w:ascii="Menlo" w:hAnsi="Menlo" w:eastAsia="PingFang SC"/>
                 <w:color w:val="142039"/>
                 <w:sz w:val="17"/>
               </w:rPr>
@@ -1718,7 +1718,7 @@
             </w:r>
             <w:r>
               <w:rPr>
-                <w:rFonts w:ascii="Menlo" w:hAnsi="Menlo" w:eastAsia="Arial Unicode MS"/>
+                <w:rFonts w:ascii="Menlo" w:hAnsi="Menlo" w:eastAsia="PingFang SC"/>
                 <w:color w:val="142039"/>
                 <w:sz w:val="17"/>
               </w:rPr>
@@ -1727,7 +1727,7 @@
             </w:r>
             <w:r>
               <w:rPr>
-                <w:rFonts w:ascii="Menlo" w:hAnsi="Menlo" w:eastAsia="Arial Unicode MS"/>
+                <w:rFonts w:ascii="Menlo" w:hAnsi="Menlo" w:eastAsia="PingFang SC"/>
                 <w:color w:val="142039"/>
                 <w:sz w:val="17"/>
               </w:rPr>
@@ -1736,7 +1736,7 @@
             </w:r>
             <w:r>
               <w:rPr>
-                <w:rFonts w:ascii="Menlo" w:hAnsi="Menlo" w:eastAsia="Arial Unicode MS"/>
+                <w:rFonts w:ascii="Menlo" w:hAnsi="Menlo" w:eastAsia="PingFang SC"/>
                 <w:color w:val="142039"/>
                 <w:sz w:val="17"/>
               </w:rPr>
@@ -1745,7 +1745,7 @@
             </w:r>
             <w:r>
               <w:rPr>
-                <w:rFonts w:ascii="Menlo" w:hAnsi="Menlo" w:eastAsia="Arial Unicode MS"/>
+                <w:rFonts w:ascii="Menlo" w:hAnsi="Menlo" w:eastAsia="PingFang SC"/>
                 <w:color w:val="142039"/>
                 <w:sz w:val="17"/>
               </w:rPr>
@@ -1766,7 +1766,7 @@
       </w:pPr>
       <w:r>
         <w:rPr>
-          <w:rFonts w:ascii="Arial Unicode MS" w:hAnsi="Arial Unicode MS" w:eastAsia="Arial Unicode MS"/>
+          <w:rFonts w:ascii="PingFang SC" w:hAnsi="PingFang SC" w:eastAsia="PingFang SC"/>
           <w:color w:val="1F4D78"/>
           <w:sz w:val="24"/>
         </w:rPr>
@@ -1823,7 +1823,7 @@
             </w:r>
             <w:r>
               <w:rPr>
-                <w:rFonts w:ascii="Arial Unicode MS" w:hAnsi="Arial Unicode MS" w:eastAsia="Arial Unicode MS"/>
+                <w:rFonts w:ascii="PingFang SC" w:hAnsi="PingFang SC" w:eastAsia="PingFang SC"/>
                 <w:b/>
                 <w:color w:val="1F4D78"/>
                 <w:sz w:val="18"/>
@@ -1864,7 +1864,7 @@
             </w:r>
             <w:r>
               <w:rPr>
-                <w:rFonts w:ascii="Arial Unicode MS" w:hAnsi="Arial Unicode MS" w:eastAsia="Arial Unicode MS"/>
+                <w:rFonts w:ascii="PingFang SC" w:hAnsi="PingFang SC" w:eastAsia="PingFang SC"/>
                 <w:b/>
                 <w:color w:val="1F4D78"/>
                 <w:sz w:val="18"/>
@@ -1905,7 +1905,7 @@
             </w:r>
             <w:r>
               <w:rPr>
-                <w:rFonts w:ascii="Arial Unicode MS" w:hAnsi="Arial Unicode MS" w:eastAsia="Arial Unicode MS"/>
+                <w:rFonts w:ascii="PingFang SC" w:hAnsi="PingFang SC" w:eastAsia="PingFang SC"/>
                 <w:b/>
                 <w:color w:val="1F4D78"/>
                 <w:sz w:val="18"/>
@@ -1945,7 +1945,7 @@
             <w:r/>
             <w:r>
               <w:rPr>
-                <w:rFonts w:ascii="Arial Unicode MS" w:hAnsi="Arial Unicode MS" w:eastAsia="Arial Unicode MS"/>
+                <w:rFonts w:ascii="PingFang SC" w:hAnsi="PingFang SC" w:eastAsia="PingFang SC"/>
                 <w:color w:val="142039"/>
                 <w:sz w:val="18"/>
               </w:rPr>
@@ -1979,7 +1979,7 @@
             <w:r/>
             <w:r>
               <w:rPr>
-                <w:rFonts w:ascii="Menlo" w:hAnsi="Menlo" w:eastAsia="Arial Unicode MS"/>
+                <w:rFonts w:ascii="Menlo" w:hAnsi="Menlo" w:eastAsia="PingFang SC"/>
                 <w:color w:val="1F4D78"/>
                 <w:sz w:val="17"/>
               </w:rPr>
@@ -2013,7 +2013,7 @@
             <w:r/>
             <w:r>
               <w:rPr>
-                <w:rFonts w:ascii="Arial Unicode MS" w:hAnsi="Arial Unicode MS" w:eastAsia="Arial Unicode MS"/>
+                <w:rFonts w:ascii="PingFang SC" w:hAnsi="PingFang SC" w:eastAsia="PingFang SC"/>
                 <w:color w:val="142039"/>
                 <w:sz w:val="18"/>
               </w:rPr>
@@ -2052,7 +2052,7 @@
             <w:r/>
             <w:r>
               <w:rPr>
-                <w:rFonts w:ascii="Arial Unicode MS" w:hAnsi="Arial Unicode MS" w:eastAsia="Arial Unicode MS"/>
+                <w:rFonts w:ascii="PingFang SC" w:hAnsi="PingFang SC" w:eastAsia="PingFang SC"/>
                 <w:color w:val="142039"/>
                 <w:sz w:val="18"/>
               </w:rPr>
@@ -2086,7 +2086,7 @@
             <w:r/>
             <w:r>
               <w:rPr>
-                <w:rFonts w:ascii="Menlo" w:hAnsi="Menlo" w:eastAsia="Arial Unicode MS"/>
+                <w:rFonts w:ascii="Menlo" w:hAnsi="Menlo" w:eastAsia="PingFang SC"/>
                 <w:color w:val="1F4D78"/>
                 <w:sz w:val="17"/>
               </w:rPr>
@@ -2120,7 +2120,7 @@
             <w:r/>
             <w:r>
               <w:rPr>
-                <w:rFonts w:ascii="Arial Unicode MS" w:hAnsi="Arial Unicode MS" w:eastAsia="Arial Unicode MS"/>
+                <w:rFonts w:ascii="PingFang SC" w:hAnsi="PingFang SC" w:eastAsia="PingFang SC"/>
                 <w:color w:val="142039"/>
                 <w:sz w:val="18"/>
               </w:rPr>
@@ -2159,7 +2159,7 @@
             <w:r/>
             <w:r>
               <w:rPr>
-                <w:rFonts w:ascii="Arial Unicode MS" w:hAnsi="Arial Unicode MS" w:eastAsia="Arial Unicode MS"/>
+                <w:rFonts w:ascii="PingFang SC" w:hAnsi="PingFang SC" w:eastAsia="PingFang SC"/>
                 <w:color w:val="142039"/>
                 <w:sz w:val="18"/>
               </w:rPr>
@@ -2193,7 +2193,7 @@
             <w:r/>
             <w:r>
               <w:rPr>
-                <w:rFonts w:ascii="Menlo" w:hAnsi="Menlo" w:eastAsia="Arial Unicode MS"/>
+                <w:rFonts w:ascii="Menlo" w:hAnsi="Menlo" w:eastAsia="PingFang SC"/>
                 <w:color w:val="1F4D78"/>
                 <w:sz w:val="17"/>
               </w:rPr>
@@ -2227,7 +2227,7 @@
             <w:r/>
             <w:r>
               <w:rPr>
-                <w:rFonts w:ascii="Arial Unicode MS" w:hAnsi="Arial Unicode MS" w:eastAsia="Arial Unicode MS"/>
+                <w:rFonts w:ascii="PingFang SC" w:hAnsi="PingFang SC" w:eastAsia="PingFang SC"/>
                 <w:color w:val="142039"/>
                 <w:sz w:val="18"/>
               </w:rPr>
@@ -2266,7 +2266,7 @@
             <w:r/>
             <w:r>
               <w:rPr>
-                <w:rFonts w:ascii="Arial Unicode MS" w:hAnsi="Arial Unicode MS" w:eastAsia="Arial Unicode MS"/>
+                <w:rFonts w:ascii="PingFang SC" w:hAnsi="PingFang SC" w:eastAsia="PingFang SC"/>
                 <w:color w:val="142039"/>
                 <w:sz w:val="18"/>
               </w:rPr>
@@ -2300,7 +2300,7 @@
             <w:r/>
             <w:r>
               <w:rPr>
-                <w:rFonts w:ascii="Menlo" w:hAnsi="Menlo" w:eastAsia="Arial Unicode MS"/>
+                <w:rFonts w:ascii="Menlo" w:hAnsi="Menlo" w:eastAsia="PingFang SC"/>
                 <w:color w:val="1F4D78"/>
                 <w:sz w:val="17"/>
               </w:rPr>
@@ -2308,7 +2308,7 @@
             </w:r>
             <w:r>
               <w:rPr>
-                <w:rFonts w:ascii="Arial Unicode MS" w:hAnsi="Arial Unicode MS" w:eastAsia="Arial Unicode MS"/>
+                <w:rFonts w:ascii="PingFang SC" w:hAnsi="PingFang SC" w:eastAsia="PingFang SC"/>
                 <w:color w:val="142039"/>
                 <w:sz w:val="18"/>
               </w:rPr>
@@ -2316,7 +2316,7 @@
             </w:r>
             <w:r>
               <w:rPr>
-                <w:rFonts w:ascii="Menlo" w:hAnsi="Menlo" w:eastAsia="Arial Unicode MS"/>
+                <w:rFonts w:ascii="Menlo" w:hAnsi="Menlo" w:eastAsia="PingFang SC"/>
                 <w:color w:val="1F4D78"/>
                 <w:sz w:val="17"/>
               </w:rPr>
@@ -2350,7 +2350,7 @@
             <w:r/>
             <w:r>
               <w:rPr>
-                <w:rFonts w:ascii="Arial Unicode MS" w:hAnsi="Arial Unicode MS" w:eastAsia="Arial Unicode MS"/>
+                <w:rFonts w:ascii="PingFang SC" w:hAnsi="PingFang SC" w:eastAsia="PingFang SC"/>
                 <w:color w:val="142039"/>
                 <w:sz w:val="18"/>
               </w:rPr>
@@ -2389,7 +2389,7 @@
             <w:r/>
             <w:r>
               <w:rPr>
-                <w:rFonts w:ascii="Arial Unicode MS" w:hAnsi="Arial Unicode MS" w:eastAsia="Arial Unicode MS"/>
+                <w:rFonts w:ascii="PingFang SC" w:hAnsi="PingFang SC" w:eastAsia="PingFang SC"/>
                 <w:color w:val="142039"/>
                 <w:sz w:val="18"/>
               </w:rPr>
@@ -2423,7 +2423,7 @@
             <w:r/>
             <w:r>
               <w:rPr>
-                <w:rFonts w:ascii="Menlo" w:hAnsi="Menlo" w:eastAsia="Arial Unicode MS"/>
+                <w:rFonts w:ascii="Menlo" w:hAnsi="Menlo" w:eastAsia="PingFang SC"/>
                 <w:color w:val="1F4D78"/>
                 <w:sz w:val="17"/>
               </w:rPr>
@@ -2457,7 +2457,7 @@
             <w:r/>
             <w:r>
               <w:rPr>
-                <w:rFonts w:ascii="Arial Unicode MS" w:hAnsi="Arial Unicode MS" w:eastAsia="Arial Unicode MS"/>
+                <w:rFonts w:ascii="PingFang SC" w:hAnsi="PingFang SC" w:eastAsia="PingFang SC"/>
                 <w:color w:val="142039"/>
                 <w:sz w:val="18"/>
               </w:rPr>
@@ -2496,7 +2496,7 @@
             <w:r/>
             <w:r>
               <w:rPr>
-                <w:rFonts w:ascii="Arial Unicode MS" w:hAnsi="Arial Unicode MS" w:eastAsia="Arial Unicode MS"/>
+                <w:rFonts w:ascii="PingFang SC" w:hAnsi="PingFang SC" w:eastAsia="PingFang SC"/>
                 <w:color w:val="142039"/>
                 <w:sz w:val="18"/>
               </w:rPr>
@@ -2530,7 +2530,7 @@
             <w:r/>
             <w:r>
               <w:rPr>
-                <w:rFonts w:ascii="Menlo" w:hAnsi="Menlo" w:eastAsia="Arial Unicode MS"/>
+                <w:rFonts w:ascii="Menlo" w:hAnsi="Menlo" w:eastAsia="PingFang SC"/>
                 <w:color w:val="1F4D78"/>
                 <w:sz w:val="17"/>
               </w:rPr>
@@ -2564,7 +2564,7 @@
             <w:r/>
             <w:r>
               <w:rPr>
-                <w:rFonts w:ascii="Arial Unicode MS" w:hAnsi="Arial Unicode MS" w:eastAsia="Arial Unicode MS"/>
+                <w:rFonts w:ascii="PingFang SC" w:hAnsi="PingFang SC" w:eastAsia="PingFang SC"/>
                 <w:color w:val="142039"/>
                 <w:sz w:val="18"/>
               </w:rPr>
@@ -2603,7 +2603,7 @@
             <w:r/>
             <w:r>
               <w:rPr>
-                <w:rFonts w:ascii="Arial Unicode MS" w:hAnsi="Arial Unicode MS" w:eastAsia="Arial Unicode MS"/>
+                <w:rFonts w:ascii="PingFang SC" w:hAnsi="PingFang SC" w:eastAsia="PingFang SC"/>
                 <w:color w:val="142039"/>
                 <w:sz w:val="18"/>
               </w:rPr>
@@ -2637,7 +2637,7 @@
             <w:r/>
             <w:r>
               <w:rPr>
-                <w:rFonts w:ascii="Menlo" w:hAnsi="Menlo" w:eastAsia="Arial Unicode MS"/>
+                <w:rFonts w:ascii="Menlo" w:hAnsi="Menlo" w:eastAsia="PingFang SC"/>
                 <w:color w:val="1F4D78"/>
                 <w:sz w:val="17"/>
               </w:rPr>
@@ -2671,7 +2671,7 @@
             <w:r/>
             <w:r>
               <w:rPr>
-                <w:rFonts w:ascii="Arial Unicode MS" w:hAnsi="Arial Unicode MS" w:eastAsia="Arial Unicode MS"/>
+                <w:rFonts w:ascii="PingFang SC" w:hAnsi="PingFang SC" w:eastAsia="PingFang SC"/>
                 <w:color w:val="142039"/>
                 <w:sz w:val="18"/>
               </w:rPr>
@@ -2710,7 +2710,7 @@
             <w:r/>
             <w:r>
               <w:rPr>
-                <w:rFonts w:ascii="Arial Unicode MS" w:hAnsi="Arial Unicode MS" w:eastAsia="Arial Unicode MS"/>
+                <w:rFonts w:ascii="PingFang SC" w:hAnsi="PingFang SC" w:eastAsia="PingFang SC"/>
                 <w:color w:val="142039"/>
                 <w:sz w:val="18"/>
               </w:rPr>
@@ -2744,7 +2744,7 @@
             <w:r/>
             <w:r>
               <w:rPr>
-                <w:rFonts w:ascii="Menlo" w:hAnsi="Menlo" w:eastAsia="Arial Unicode MS"/>
+                <w:rFonts w:ascii="Menlo" w:hAnsi="Menlo" w:eastAsia="PingFang SC"/>
                 <w:color w:val="1F4D78"/>
                 <w:sz w:val="17"/>
               </w:rPr>
@@ -2778,7 +2778,7 @@
             <w:r/>
             <w:r>
               <w:rPr>
-                <w:rFonts w:ascii="Arial Unicode MS" w:hAnsi="Arial Unicode MS" w:eastAsia="Arial Unicode MS"/>
+                <w:rFonts w:ascii="PingFang SC" w:hAnsi="PingFang SC" w:eastAsia="PingFang SC"/>
                 <w:color w:val="142039"/>
                 <w:sz w:val="18"/>
               </w:rPr>
@@ -2817,7 +2817,7 @@
             <w:r/>
             <w:r>
               <w:rPr>
-                <w:rFonts w:ascii="Arial Unicode MS" w:hAnsi="Arial Unicode MS" w:eastAsia="Arial Unicode MS"/>
+                <w:rFonts w:ascii="PingFang SC" w:hAnsi="PingFang SC" w:eastAsia="PingFang SC"/>
                 <w:color w:val="142039"/>
                 <w:sz w:val="18"/>
               </w:rPr>
@@ -2851,7 +2851,7 @@
             <w:r/>
             <w:r>
               <w:rPr>
-                <w:rFonts w:ascii="Menlo" w:hAnsi="Menlo" w:eastAsia="Arial Unicode MS"/>
+                <w:rFonts w:ascii="Menlo" w:hAnsi="Menlo" w:eastAsia="PingFang SC"/>
                 <w:color w:val="1F4D78"/>
                 <w:sz w:val="17"/>
               </w:rPr>
@@ -2885,7 +2885,7 @@
             <w:r/>
             <w:r>
               <w:rPr>
-                <w:rFonts w:ascii="Arial Unicode MS" w:hAnsi="Arial Unicode MS" w:eastAsia="Arial Unicode MS"/>
+                <w:rFonts w:ascii="PingFang SC" w:hAnsi="PingFang SC" w:eastAsia="PingFang SC"/>
                 <w:color w:val="142039"/>
                 <w:sz w:val="18"/>
               </w:rPr>
@@ -2906,7 +2906,7 @@
       </w:pPr>
       <w:r>
         <w:rPr>
-          <w:rFonts w:ascii="Arial Unicode MS" w:hAnsi="Arial Unicode MS" w:eastAsia="Arial Unicode MS"/>
+          <w:rFonts w:ascii="PingFang SC" w:hAnsi="PingFang SC" w:eastAsia="PingFang SC"/>
           <w:color w:val="2E74B5"/>
           <w:sz w:val="26"/>
         </w:rPr>
@@ -2919,7 +2919,7 @@
       </w:pPr>
       <w:r>
         <w:rPr>
-          <w:rFonts w:ascii="Arial Unicode MS" w:hAnsi="Arial Unicode MS" w:eastAsia="Arial Unicode MS"/>
+          <w:rFonts w:ascii="PingFang SC" w:hAnsi="PingFang SC" w:eastAsia="PingFang SC"/>
           <w:color w:val="1F4D78"/>
           <w:sz w:val="24"/>
         </w:rPr>
@@ -2932,7 +2932,7 @@
       </w:pPr>
       <w:r>
         <w:rPr>
-          <w:rFonts w:ascii="Arial Unicode MS" w:hAnsi="Arial Unicode MS" w:eastAsia="Arial Unicode MS"/>
+          <w:rFonts w:ascii="PingFang SC" w:hAnsi="PingFang SC" w:eastAsia="PingFang SC"/>
           <w:color w:val="142039"/>
           <w:sz w:val="22"/>
         </w:rPr>
@@ -2940,7 +2940,7 @@
       </w:r>
       <w:r>
         <w:rPr>
-          <w:rFonts w:ascii="Menlo" w:hAnsi="Menlo" w:eastAsia="Arial Unicode MS"/>
+          <w:rFonts w:ascii="Menlo" w:hAnsi="Menlo" w:eastAsia="PingFang SC"/>
           <w:color w:val="1F4D78"/>
           <w:sz w:val="21"/>
         </w:rPr>
@@ -2948,7 +2948,7 @@
       </w:r>
       <w:r>
         <w:rPr>
-          <w:rFonts w:ascii="Arial Unicode MS" w:hAnsi="Arial Unicode MS" w:eastAsia="Arial Unicode MS"/>
+          <w:rFonts w:ascii="PingFang SC" w:hAnsi="PingFang SC" w:eastAsia="PingFang SC"/>
           <w:color w:val="142039"/>
           <w:sz w:val="22"/>
         </w:rPr>
@@ -2956,7 +2956,7 @@
       </w:r>
       <w:r>
         <w:rPr>
-          <w:rFonts w:ascii="Menlo" w:hAnsi="Menlo" w:eastAsia="Arial Unicode MS"/>
+          <w:rFonts w:ascii="Menlo" w:hAnsi="Menlo" w:eastAsia="PingFang SC"/>
           <w:color w:val="1F4D78"/>
           <w:sz w:val="21"/>
         </w:rPr>
@@ -2964,7 +2964,7 @@
       </w:r>
       <w:r>
         <w:rPr>
-          <w:rFonts w:ascii="Arial Unicode MS" w:hAnsi="Arial Unicode MS" w:eastAsia="Arial Unicode MS"/>
+          <w:rFonts w:ascii="PingFang SC" w:hAnsi="PingFang SC" w:eastAsia="PingFang SC"/>
           <w:color w:val="142039"/>
           <w:sz w:val="22"/>
         </w:rPr>
@@ -2972,7 +2972,7 @@
       </w:r>
       <w:r>
         <w:rPr>
-          <w:rFonts w:ascii="Menlo" w:hAnsi="Menlo" w:eastAsia="Arial Unicode MS"/>
+          <w:rFonts w:ascii="Menlo" w:hAnsi="Menlo" w:eastAsia="PingFang SC"/>
           <w:color w:val="1F4D78"/>
           <w:sz w:val="21"/>
         </w:rPr>
@@ -2980,7 +2980,7 @@
       </w:r>
       <w:r>
         <w:rPr>
-          <w:rFonts w:ascii="Arial Unicode MS" w:hAnsi="Arial Unicode MS" w:eastAsia="Arial Unicode MS"/>
+          <w:rFonts w:ascii="PingFang SC" w:hAnsi="PingFang SC" w:eastAsia="PingFang SC"/>
           <w:color w:val="142039"/>
           <w:sz w:val="22"/>
         </w:rPr>
@@ -2988,7 +2988,7 @@
       </w:r>
       <w:r>
         <w:rPr>
-          <w:rFonts w:ascii="Menlo" w:hAnsi="Menlo" w:eastAsia="Arial Unicode MS"/>
+          <w:rFonts w:ascii="Menlo" w:hAnsi="Menlo" w:eastAsia="PingFang SC"/>
           <w:color w:val="1F4D78"/>
           <w:sz w:val="21"/>
         </w:rPr>
@@ -2996,7 +2996,7 @@
       </w:r>
       <w:r>
         <w:rPr>
-          <w:rFonts w:ascii="Arial Unicode MS" w:hAnsi="Arial Unicode MS" w:eastAsia="Arial Unicode MS"/>
+          <w:rFonts w:ascii="PingFang SC" w:hAnsi="PingFang SC" w:eastAsia="PingFang SC"/>
           <w:color w:val="142039"/>
           <w:sz w:val="22"/>
         </w:rPr>
@@ -3004,7 +3004,7 @@
       </w:r>
       <w:r>
         <w:rPr>
-          <w:rFonts w:ascii="Menlo" w:hAnsi="Menlo" w:eastAsia="Arial Unicode MS"/>
+          <w:rFonts w:ascii="Menlo" w:hAnsi="Menlo" w:eastAsia="PingFang SC"/>
           <w:color w:val="1F4D78"/>
           <w:sz w:val="21"/>
         </w:rPr>
@@ -3012,7 +3012,7 @@
       </w:r>
       <w:r>
         <w:rPr>
-          <w:rFonts w:ascii="Arial Unicode MS" w:hAnsi="Arial Unicode MS" w:eastAsia="Arial Unicode MS"/>
+          <w:rFonts w:ascii="PingFang SC" w:hAnsi="PingFang SC" w:eastAsia="PingFang SC"/>
           <w:color w:val="142039"/>
           <w:sz w:val="22"/>
         </w:rPr>
@@ -3020,7 +3020,7 @@
       </w:r>
       <w:r>
         <w:rPr>
-          <w:rFonts w:ascii="Menlo" w:hAnsi="Menlo" w:eastAsia="Arial Unicode MS"/>
+          <w:rFonts w:ascii="Menlo" w:hAnsi="Menlo" w:eastAsia="PingFang SC"/>
           <w:color w:val="1F4D78"/>
           <w:sz w:val="21"/>
         </w:rPr>
@@ -3028,7 +3028,7 @@
       </w:r>
       <w:r>
         <w:rPr>
-          <w:rFonts w:ascii="Arial Unicode MS" w:hAnsi="Arial Unicode MS" w:eastAsia="Arial Unicode MS"/>
+          <w:rFonts w:ascii="PingFang SC" w:hAnsi="PingFang SC" w:eastAsia="PingFang SC"/>
           <w:color w:val="142039"/>
           <w:sz w:val="22"/>
         </w:rPr>
@@ -3041,7 +3041,7 @@
       </w:pPr>
       <w:r>
         <w:rPr>
-          <w:rFonts w:ascii="Arial Unicode MS" w:hAnsi="Arial Unicode MS" w:eastAsia="Arial Unicode MS"/>
+          <w:rFonts w:ascii="PingFang SC" w:hAnsi="PingFang SC" w:eastAsia="PingFang SC"/>
           <w:color w:val="1F4D78"/>
           <w:sz w:val="24"/>
         </w:rPr>
@@ -3054,7 +3054,7 @@
       </w:pPr>
       <w:r>
         <w:rPr>
-          <w:rFonts w:ascii="Arial Unicode MS" w:hAnsi="Arial Unicode MS" w:eastAsia="Arial Unicode MS"/>
+          <w:rFonts w:ascii="PingFang SC" w:hAnsi="PingFang SC" w:eastAsia="PingFang SC"/>
           <w:color w:val="142039"/>
           <w:sz w:val="22"/>
         </w:rPr>
@@ -3067,7 +3067,7 @@
       </w:pPr>
       <w:r>
         <w:rPr>
-          <w:rFonts w:ascii="Arial Unicode MS" w:hAnsi="Arial Unicode MS" w:eastAsia="Arial Unicode MS"/>
+          <w:rFonts w:ascii="PingFang SC" w:hAnsi="PingFang SC" w:eastAsia="PingFang SC"/>
           <w:color w:val="1F4D78"/>
           <w:sz w:val="24"/>
         </w:rPr>
@@ -3081,7 +3081,7 @@
       </w:pPr>
       <w:r>
         <w:rPr>
-          <w:rFonts w:ascii="Arial Unicode MS" w:hAnsi="Arial Unicode MS" w:eastAsia="Arial Unicode MS"/>
+          <w:rFonts w:ascii="PingFang SC" w:hAnsi="PingFang SC" w:eastAsia="PingFang SC"/>
           <w:color w:val="142039"/>
           <w:sz w:val="22"/>
         </w:rPr>
@@ -3095,7 +3095,7 @@
       </w:pPr>
       <w:r>
         <w:rPr>
-          <w:rFonts w:ascii="Arial Unicode MS" w:hAnsi="Arial Unicode MS" w:eastAsia="Arial Unicode MS"/>
+          <w:rFonts w:ascii="PingFang SC" w:hAnsi="PingFang SC" w:eastAsia="PingFang SC"/>
           <w:color w:val="142039"/>
           <w:sz w:val="22"/>
         </w:rPr>
@@ -3109,7 +3109,7 @@
       </w:pPr>
       <w:r>
         <w:rPr>
-          <w:rFonts w:ascii="Arial Unicode MS" w:hAnsi="Arial Unicode MS" w:eastAsia="Arial Unicode MS"/>
+          <w:rFonts w:ascii="PingFang SC" w:hAnsi="PingFang SC" w:eastAsia="PingFang SC"/>
           <w:color w:val="142039"/>
           <w:sz w:val="22"/>
         </w:rPr>
@@ -3122,7 +3122,7 @@
       </w:pPr>
       <w:r>
         <w:rPr>
-          <w:rFonts w:ascii="Arial Unicode MS" w:hAnsi="Arial Unicode MS" w:eastAsia="Arial Unicode MS"/>
+          <w:rFonts w:ascii="PingFang SC" w:hAnsi="PingFang SC" w:eastAsia="PingFang SC"/>
           <w:color w:val="2E74B5"/>
           <w:sz w:val="26"/>
         </w:rPr>
@@ -3135,7 +3135,7 @@
       </w:pPr>
       <w:r>
         <w:rPr>
-          <w:rFonts w:ascii="Arial Unicode MS" w:hAnsi="Arial Unicode MS" w:eastAsia="Arial Unicode MS"/>
+          <w:rFonts w:ascii="PingFang SC" w:hAnsi="PingFang SC" w:eastAsia="PingFang SC"/>
           <w:color w:val="142039"/>
           <w:sz w:val="22"/>
         </w:rPr>
@@ -3153,7 +3153,7 @@
       </w:pPr>
       <w:r>
         <w:rPr>
-          <w:rFonts w:ascii="Arial Unicode MS" w:hAnsi="Arial Unicode MS" w:eastAsia="Arial Unicode MS"/>
+          <w:rFonts w:ascii="PingFang SC" w:hAnsi="PingFang SC" w:eastAsia="PingFang SC"/>
           <w:color w:val="142039"/>
           <w:sz w:val="22"/>
         </w:rPr>
@@ -3171,7 +3171,7 @@
       </w:pPr>
       <w:r>
         <w:rPr>
-          <w:rFonts w:ascii="Arial Unicode MS" w:hAnsi="Arial Unicode MS" w:eastAsia="Arial Unicode MS"/>
+          <w:rFonts w:ascii="PingFang SC" w:hAnsi="PingFang SC" w:eastAsia="PingFang SC"/>
           <w:color w:val="142039"/>
           <w:sz w:val="22"/>
         </w:rPr>
@@ -3189,7 +3189,7 @@
       </w:pPr>
       <w:r>
         <w:rPr>
-          <w:rFonts w:ascii="Arial Unicode MS" w:hAnsi="Arial Unicode MS" w:eastAsia="Arial Unicode MS"/>
+          <w:rFonts w:ascii="PingFang SC" w:hAnsi="PingFang SC" w:eastAsia="PingFang SC"/>
           <w:color w:val="142039"/>
           <w:sz w:val="22"/>
         </w:rPr>
@@ -3207,7 +3207,7 @@
       </w:pPr>
       <w:r>
         <w:rPr>
-          <w:rFonts w:ascii="Arial Unicode MS" w:hAnsi="Arial Unicode MS" w:eastAsia="Arial Unicode MS"/>
+          <w:rFonts w:ascii="PingFang SC" w:hAnsi="PingFang SC" w:eastAsia="PingFang SC"/>
           <w:color w:val="142039"/>
           <w:sz w:val="22"/>
         </w:rPr>
@@ -3225,7 +3225,7 @@
       </w:pPr>
       <w:r>
         <w:rPr>
-          <w:rFonts w:ascii="Arial Unicode MS" w:hAnsi="Arial Unicode MS" w:eastAsia="Arial Unicode MS"/>
+          <w:rFonts w:ascii="PingFang SC" w:hAnsi="PingFang SC" w:eastAsia="PingFang SC"/>
           <w:color w:val="142039"/>
           <w:sz w:val="22"/>
         </w:rPr>
@@ -3243,7 +3243,7 @@
       </w:pPr>
       <w:r>
         <w:rPr>
-          <w:rFonts w:ascii="Arial Unicode MS" w:hAnsi="Arial Unicode MS" w:eastAsia="Arial Unicode MS"/>
+          <w:rFonts w:ascii="PingFang SC" w:hAnsi="PingFang SC" w:eastAsia="PingFang SC"/>
           <w:color w:val="142039"/>
           <w:sz w:val="22"/>
         </w:rPr>
@@ -3261,7 +3261,7 @@
       </w:pPr>
       <w:r>
         <w:rPr>
-          <w:rFonts w:ascii="Arial Unicode MS" w:hAnsi="Arial Unicode MS" w:eastAsia="Arial Unicode MS"/>
+          <w:rFonts w:ascii="PingFang SC" w:hAnsi="PingFang SC" w:eastAsia="PingFang SC"/>
           <w:color w:val="142039"/>
           <w:sz w:val="22"/>
         </w:rPr>
@@ -3279,7 +3279,7 @@
       </w:pPr>
       <w:r>
         <w:rPr>
-          <w:rFonts w:ascii="Arial Unicode MS" w:hAnsi="Arial Unicode MS" w:eastAsia="Arial Unicode MS"/>
+          <w:rFonts w:ascii="PingFang SC" w:hAnsi="PingFang SC" w:eastAsia="PingFang SC"/>
           <w:color w:val="142039"/>
           <w:sz w:val="22"/>
         </w:rPr>
@@ -3292,7 +3292,7 @@
       </w:pPr>
       <w:r>
         <w:rPr>
-          <w:rFonts w:ascii="Arial Unicode MS" w:hAnsi="Arial Unicode MS" w:eastAsia="Arial Unicode MS"/>
+          <w:rFonts w:ascii="PingFang SC" w:hAnsi="PingFang SC" w:eastAsia="PingFang SC"/>
           <w:color w:val="142039"/>
           <w:sz w:val="22"/>
         </w:rPr>
@@ -3305,7 +3305,7 @@
       </w:pPr>
       <w:r>
         <w:rPr>
-          <w:rFonts w:ascii="Arial Unicode MS" w:hAnsi="Arial Unicode MS" w:eastAsia="Arial Unicode MS"/>
+          <w:rFonts w:ascii="PingFang SC" w:hAnsi="PingFang SC" w:eastAsia="PingFang SC"/>
           <w:color w:val="142039"/>
           <w:sz w:val="22"/>
         </w:rPr>
@@ -3318,7 +3318,7 @@
       </w:pPr>
       <w:r>
         <w:rPr>
-          <w:rFonts w:ascii="Arial Unicode MS" w:hAnsi="Arial Unicode MS" w:eastAsia="Arial Unicode MS"/>
+          <w:rFonts w:ascii="PingFang SC" w:hAnsi="PingFang SC" w:eastAsia="PingFang SC"/>
           <w:color w:val="2E74B5"/>
           <w:sz w:val="26"/>
         </w:rPr>
@@ -3331,7 +3331,7 @@
       </w:pPr>
       <w:r>
         <w:rPr>
-          <w:rFonts w:ascii="Arial Unicode MS" w:hAnsi="Arial Unicode MS" w:eastAsia="Arial Unicode MS"/>
+          <w:rFonts w:ascii="PingFang SC" w:hAnsi="PingFang SC" w:eastAsia="PingFang SC"/>
           <w:color w:val="142039"/>
           <w:sz w:val="22"/>
         </w:rPr>
@@ -3345,7 +3345,7 @@
       </w:pPr>
       <w:r>
         <w:rPr>
-          <w:rFonts w:ascii="Arial Unicode MS" w:hAnsi="Arial Unicode MS" w:eastAsia="Arial Unicode MS"/>
+          <w:rFonts w:ascii="PingFang SC" w:hAnsi="PingFang SC" w:eastAsia="PingFang SC"/>
           <w:color w:val="142039"/>
           <w:sz w:val="22"/>
         </w:rPr>
@@ -3359,7 +3359,7 @@
       </w:pPr>
       <w:r>
         <w:rPr>
-          <w:rFonts w:ascii="Arial Unicode MS" w:hAnsi="Arial Unicode MS" w:eastAsia="Arial Unicode MS"/>
+          <w:rFonts w:ascii="PingFang SC" w:hAnsi="PingFang SC" w:eastAsia="PingFang SC"/>
           <w:color w:val="142039"/>
           <w:sz w:val="22"/>
         </w:rPr>
@@ -3373,7 +3373,7 @@
       </w:pPr>
       <w:r>
         <w:rPr>
-          <w:rFonts w:ascii="Arial Unicode MS" w:hAnsi="Arial Unicode MS" w:eastAsia="Arial Unicode MS"/>
+          <w:rFonts w:ascii="PingFang SC" w:hAnsi="PingFang SC" w:eastAsia="PingFang SC"/>
           <w:color w:val="142039"/>
           <w:sz w:val="22"/>
         </w:rPr>
@@ -3386,7 +3386,7 @@
       </w:pPr>
       <w:r>
         <w:rPr>
-          <w:rFonts w:ascii="Arial Unicode MS" w:hAnsi="Arial Unicode MS" w:eastAsia="Arial Unicode MS"/>
+          <w:rFonts w:ascii="PingFang SC" w:hAnsi="PingFang SC" w:eastAsia="PingFang SC"/>
           <w:color w:val="142039"/>
           <w:sz w:val="22"/>
         </w:rPr>
@@ -3399,7 +3399,7 @@
       </w:pPr>
       <w:r>
         <w:rPr>
-          <w:rFonts w:ascii="Arial Unicode MS" w:hAnsi="Arial Unicode MS" w:eastAsia="Arial Unicode MS"/>
+          <w:rFonts w:ascii="PingFang SC" w:hAnsi="PingFang SC" w:eastAsia="PingFang SC"/>
           <w:color w:val="2E74B5"/>
           <w:sz w:val="26"/>
         </w:rPr>
@@ -3412,7 +3412,7 @@
       </w:pPr>
       <w:r>
         <w:rPr>
-          <w:rFonts w:ascii="Arial Unicode MS" w:hAnsi="Arial Unicode MS" w:eastAsia="Arial Unicode MS"/>
+          <w:rFonts w:ascii="PingFang SC" w:hAnsi="PingFang SC" w:eastAsia="PingFang SC"/>
           <w:color w:val="1F4D78"/>
           <w:sz w:val="24"/>
         </w:rPr>
@@ -3425,7 +3425,7 @@
       </w:pPr>
       <w:r>
         <w:rPr>
-          <w:rFonts w:ascii="Arial Unicode MS" w:hAnsi="Arial Unicode MS" w:eastAsia="Arial Unicode MS"/>
+          <w:rFonts w:ascii="PingFang SC" w:hAnsi="PingFang SC" w:eastAsia="PingFang SC"/>
           <w:color w:val="142039"/>
           <w:sz w:val="22"/>
         </w:rPr>
@@ -3438,7 +3438,7 @@
       </w:pPr>
       <w:r>
         <w:rPr>
-          <w:rFonts w:ascii="Arial Unicode MS" w:hAnsi="Arial Unicode MS" w:eastAsia="Arial Unicode MS"/>
+          <w:rFonts w:ascii="PingFang SC" w:hAnsi="PingFang SC" w:eastAsia="PingFang SC"/>
           <w:color w:val="1F4D78"/>
           <w:sz w:val="24"/>
         </w:rPr>
@@ -3451,7 +3451,7 @@
       </w:pPr>
       <w:r>
         <w:rPr>
-          <w:rFonts w:ascii="Arial Unicode MS" w:hAnsi="Arial Unicode MS" w:eastAsia="Arial Unicode MS"/>
+          <w:rFonts w:ascii="PingFang SC" w:hAnsi="PingFang SC" w:eastAsia="PingFang SC"/>
           <w:color w:val="142039"/>
           <w:sz w:val="22"/>
         </w:rPr>
@@ -3464,7 +3464,7 @@
       </w:pPr>
       <w:r>
         <w:rPr>
-          <w:rFonts w:ascii="Arial Unicode MS" w:hAnsi="Arial Unicode MS" w:eastAsia="Arial Unicode MS"/>
+          <w:rFonts w:ascii="PingFang SC" w:hAnsi="PingFang SC" w:eastAsia="PingFang SC"/>
           <w:color w:val="1F4D78"/>
           <w:sz w:val="24"/>
         </w:rPr>
@@ -3477,7 +3477,7 @@
       </w:pPr>
       <w:r>
         <w:rPr>
-          <w:rFonts w:ascii="Arial Unicode MS" w:hAnsi="Arial Unicode MS" w:eastAsia="Arial Unicode MS"/>
+          <w:rFonts w:ascii="PingFang SC" w:hAnsi="PingFang SC" w:eastAsia="PingFang SC"/>
           <w:color w:val="142039"/>
           <w:sz w:val="22"/>
         </w:rPr>
@@ -3490,7 +3490,7 @@
       </w:pPr>
       <w:r>
         <w:rPr>
-          <w:rFonts w:ascii="Arial Unicode MS" w:hAnsi="Arial Unicode MS" w:eastAsia="Arial Unicode MS"/>
+          <w:rFonts w:ascii="PingFang SC" w:hAnsi="PingFang SC" w:eastAsia="PingFang SC"/>
           <w:color w:val="2E74B5"/>
           <w:sz w:val="26"/>
         </w:rPr>
@@ -3503,7 +3503,7 @@
       </w:pPr>
       <w:r>
         <w:rPr>
-          <w:rFonts w:ascii="Arial Unicode MS" w:hAnsi="Arial Unicode MS" w:eastAsia="Arial Unicode MS"/>
+          <w:rFonts w:ascii="PingFang SC" w:hAnsi="PingFang SC" w:eastAsia="PingFang SC"/>
           <w:color w:val="1F4D78"/>
           <w:sz w:val="24"/>
         </w:rPr>
@@ -3517,7 +3517,7 @@
       </w:pPr>
       <w:r>
         <w:rPr>
-          <w:rFonts w:ascii="Arial Unicode MS" w:hAnsi="Arial Unicode MS" w:eastAsia="Arial Unicode MS"/>
+          <w:rFonts w:ascii="PingFang SC" w:hAnsi="PingFang SC" w:eastAsia="PingFang SC"/>
           <w:color w:val="142039"/>
           <w:sz w:val="22"/>
         </w:rPr>
@@ -3531,11 +3531,11 @@
       </w:pPr>
       <w:r>
         <w:rPr>
-          <w:rFonts w:ascii="Arial Unicode MS" w:hAnsi="Arial Unicode MS" w:eastAsia="Arial Unicode MS"/>
+          <w:rFonts w:ascii="PingFang SC" w:hAnsi="PingFang SC" w:eastAsia="PingFang SC"/>
           <w:color w:val="142039"/>
           <w:sz w:val="22"/>
         </w:rPr>
-        <w:t>Checklist：83 项。</w:t>
+        <w:t>Checklist：21 项（L0 通用安全 5 项，L1 业务规则 16 项）。</w:t>
       </w:r>
     </w:p>
     <w:p>
@@ -3545,11 +3545,11 @@
       </w:pPr>
       <w:r>
         <w:rPr>
-          <w:rFonts w:ascii="Arial Unicode MS" w:hAnsi="Arial Unicode MS" w:eastAsia="Arial Unicode MS"/>
+          <w:rFonts w:ascii="PingFang SC" w:hAnsi="PingFang SC" w:eastAsia="PingFang SC"/>
           <w:color w:val="142039"/>
           <w:sz w:val="22"/>
         </w:rPr>
-        <w:t>逐项判断：830 条。</w:t>
+        <w:t>逐项判断：210 条。</w:t>
       </w:r>
     </w:p>
     <w:p>
@@ -3559,11 +3559,11 @@
       </w:pPr>
       <w:r>
         <w:rPr>
-          <w:rFonts w:ascii="Arial Unicode MS" w:hAnsi="Arial Unicode MS" w:eastAsia="Arial Unicode MS"/>
+          <w:rFonts w:ascii="PingFang SC" w:hAnsi="PingFang SC" w:eastAsia="PingFang SC"/>
           <w:color w:val="142039"/>
           <w:sz w:val="22"/>
         </w:rPr>
-        <w:t>打回：10/10。</w:t>
+        <w:t>打回：3/10。</w:t>
       </w:r>
     </w:p>
     <w:p>
@@ -3573,11 +3573,11 @@
       </w:pPr>
       <w:r>
         <w:rPr>
-          <w:rFonts w:ascii="Arial Unicode MS" w:hAnsi="Arial Unicode MS" w:eastAsia="Arial Unicode MS"/>
+          <w:rFonts w:ascii="PingFang SC" w:hAnsi="PingFang SC" w:eastAsia="PingFang SC"/>
           <w:color w:val="142039"/>
           <w:sz w:val="22"/>
         </w:rPr>
-        <w:t>履约率：10.0%。</w:t>
+        <w:t>平均分：62.5。</w:t>
       </w:r>
     </w:p>
     <w:p>
@@ -3587,11 +3587,11 @@
       </w:pPr>
       <w:r>
         <w:rPr>
-          <w:rFonts w:ascii="Arial Unicode MS" w:hAnsi="Arial Unicode MS" w:eastAsia="Arial Unicode MS"/>
+          <w:rFonts w:ascii="PingFang SC" w:hAnsi="PingFang SC" w:eastAsia="PingFang SC"/>
           <w:color w:val="142039"/>
           <w:sz w:val="22"/>
         </w:rPr>
-        <w:t>P0：10/10。</w:t>
+        <w:t>履约率：40.0%。</w:t>
       </w:r>
     </w:p>
     <w:p>
@@ -3601,11 +3601,11 @@
       </w:pPr>
       <w:r>
         <w:rPr>
-          <w:rFonts w:ascii="Arial Unicode MS" w:hAnsi="Arial Unicode MS" w:eastAsia="Arial Unicode MS"/>
+          <w:rFonts w:ascii="PingFang SC" w:hAnsi="PingFang SC" w:eastAsia="PingFang SC"/>
           <w:color w:val="142039"/>
           <w:sz w:val="22"/>
         </w:rPr>
-        <w:t>关键流程失败率：62.3%。</w:t>
+        <w:t>P0：3/10。</w:t>
       </w:r>
     </w:p>
     <w:p>
@@ -3615,27 +3615,11 @@
       </w:pPr>
       <w:r>
         <w:rPr>
-          <w:rFonts w:ascii="Arial Unicode MS" w:hAnsi="Arial Unicode MS" w:eastAsia="Arial Unicode MS"/>
+          <w:rFonts w:ascii="PingFang SC" w:hAnsi="PingFang SC" w:eastAsia="PingFang SC"/>
           <w:color w:val="142039"/>
           <w:sz w:val="22"/>
         </w:rPr>
-        <w:t>首要根因：</w:t>
-      </w:r>
-      <w:r>
-        <w:rPr>
-          <w:rFonts w:ascii="Menlo" w:hAnsi="Menlo" w:eastAsia="Arial Unicode MS"/>
-          <w:color w:val="1F4D78"/>
-          <w:sz w:val="21"/>
-        </w:rPr>
-        <w:t>target_model</w:t>
-      </w:r>
-      <w:r>
-        <w:rPr>
-          <w:rFonts w:ascii="Arial Unicode MS" w:hAnsi="Arial Unicode MS" w:eastAsia="Arial Unicode MS"/>
-          <w:color w:val="142039"/>
-          <w:sz w:val="22"/>
-        </w:rPr>
-        <w:t>，中置信；模型分 95。</w:t>
+        <w:t>关键流程失败率：25.4%。</w:t>
       </w:r>
     </w:p>
     <w:p>
@@ -3645,11 +3629,27 @@
       </w:pPr>
       <w:r>
         <w:rPr>
-          <w:rFonts w:ascii="Arial Unicode MS" w:hAnsi="Arial Unicode MS" w:eastAsia="Arial Unicode MS"/>
+          <w:rFonts w:ascii="PingFang SC" w:hAnsi="PingFang SC" w:eastAsia="PingFang SC"/>
           <w:color w:val="142039"/>
           <w:sz w:val="22"/>
         </w:rPr>
-        <w:t>限制：NA 40.0%，2 项规则冲突进入复核；归因不是因果证明。</w:t>
+        <w:t>首要根因：</w:t>
+      </w:r>
+      <w:r>
+        <w:rPr>
+          <w:rFonts w:ascii="Menlo" w:hAnsi="Menlo" w:eastAsia="PingFang SC"/>
+          <w:color w:val="1F4D78"/>
+          <w:sz w:val="21"/>
+        </w:rPr>
+        <w:t>target_model</w:t>
+      </w:r>
+      <w:r>
+        <w:rPr>
+          <w:rFonts w:ascii="PingFang SC" w:hAnsi="PingFang SC" w:eastAsia="PingFang SC"/>
+          <w:color w:val="142039"/>
+          <w:sz w:val="22"/>
+        </w:rPr>
+        <w:t>，中置信；模型分 48。</w:t>
       </w:r>
     </w:p>
     <w:p>
@@ -3659,11 +3659,101 @@
       </w:pPr>
       <w:r>
         <w:rPr>
-          <w:rFonts w:ascii="Arial Unicode MS" w:hAnsi="Arial Unicode MS" w:eastAsia="Arial Unicode MS"/>
+          <w:rFonts w:ascii="PingFang SC" w:hAnsi="PingFang SC" w:eastAsia="PingFang SC"/>
           <w:color w:val="142039"/>
           <w:sz w:val="22"/>
         </w:rPr>
-        <w:t>回归：只改模型/对话策略，返回第三步；SOP 与 Checklist hash 不变。</w:t>
+        <w:t>限制：NA 9.0%，裁判分歧 0%；归因仍是确定性信号归纳，不是因果证明。</w:t>
+      </w:r>
+    </w:p>
+    <w:p>
+      <w:pPr>
+        <w:pStyle w:val="ListBullet"/>
+        <w:spacing w:after="80" w:line="264" w:lineRule="auto"/>
+      </w:pPr>
+      <w:r>
+        <w:rPr>
+          <w:rFonts w:ascii="PingFang SC" w:hAnsi="PingFang SC" w:eastAsia="PingFang SC"/>
+          <w:color w:val="142039"/>
+          <w:sz w:val="22"/>
+        </w:rPr>
+        <w:t>回归：只改模型/对话策略，返回第三步；SOP、Checklist 与 10 通用户输入 hash 不变，正常 Judge 重评且不修改 judgments。</w:t>
+      </w:r>
+    </w:p>
+    <w:p>
+      <w:pPr>
+        <w:pStyle w:val="ListBullet"/>
+        <w:spacing w:after="80" w:line="264" w:lineRule="auto"/>
+      </w:pPr>
+      <w:r>
+        <w:rPr>
+          <w:rFonts w:ascii="PingFang SC" w:hAnsi="PingFang SC" w:eastAsia="PingFang SC"/>
+          <w:color w:val="142039"/>
+          <w:sz w:val="22"/>
+        </w:rPr>
+        <w:t>实际 v2：门禁“可上线”，P0 0/10，履约率 40.0%（不退化），平均分 91.4；原生 diff 为 6 项改善、1 项 style 退化待复测。</w:t>
+      </w:r>
+    </w:p>
+    <w:p>
+      <w:pPr>
+        <w:pStyle w:val="ListBullet"/>
+        <w:spacing w:after="80" w:line="264" w:lineRule="auto"/>
+      </w:pPr>
+      <w:r>
+        <w:rPr>
+          <w:rFonts w:ascii="PingFang SC" w:hAnsi="PingFang SC" w:eastAsia="PingFang SC"/>
+          <w:color w:val="142039"/>
+          <w:sz w:val="22"/>
+        </w:rPr>
+        <w:t>可比性：</w:t>
+      </w:r>
+      <w:r>
+        <w:rPr>
+          <w:rFonts w:ascii="Menlo" w:hAnsi="Menlo" w:eastAsia="PingFang SC"/>
+          <w:color w:val="1F4D78"/>
+          <w:sz w:val="21"/>
+        </w:rPr>
+        <w:t>instruction_hash</w:t>
+      </w:r>
+      <w:r>
+        <w:rPr>
+          <w:rFonts w:ascii="PingFang SC" w:hAnsi="PingFang SC" w:eastAsia="PingFang SC"/>
+          <w:color w:val="142039"/>
+          <w:sz w:val="22"/>
+        </w:rPr>
+        <w:t>、</w:t>
+      </w:r>
+      <w:r>
+        <w:rPr>
+          <w:rFonts w:ascii="Menlo" w:hAnsi="Menlo" w:eastAsia="PingFang SC"/>
+          <w:color w:val="1F4D78"/>
+          <w:sz w:val="21"/>
+        </w:rPr>
+        <w:t>checklist_hash</w:t>
+      </w:r>
+      <w:r>
+        <w:rPr>
+          <w:rFonts w:ascii="PingFang SC" w:hAnsi="PingFang SC" w:eastAsia="PingFang SC"/>
+          <w:color w:val="142039"/>
+          <w:sz w:val="22"/>
+        </w:rPr>
+        <w:t>、</w:t>
+      </w:r>
+      <w:r>
+        <w:rPr>
+          <w:rFonts w:ascii="Menlo" w:hAnsi="Menlo" w:eastAsia="PingFang SC"/>
+          <w:color w:val="1F4D78"/>
+          <w:sz w:val="21"/>
+        </w:rPr>
+        <w:t>judge_policy_hash</w:t>
+      </w:r>
+      <w:r>
+        <w:rPr>
+          <w:rFonts w:ascii="PingFang SC" w:hAnsi="PingFang SC" w:eastAsia="PingFang SC"/>
+          <w:color w:val="142039"/>
+          <w:sz w:val="22"/>
+        </w:rPr>
+        <w:t xml:space="preserve"> 与用户输入 hash 均一致。</w:t>
       </w:r>
     </w:p>
     <w:p>
@@ -3672,7 +3762,7 @@
       </w:pPr>
       <w:r>
         <w:rPr>
-          <w:rFonts w:ascii="Arial Unicode MS" w:hAnsi="Arial Unicode MS" w:eastAsia="Arial Unicode MS"/>
+          <w:rFonts w:ascii="PingFang SC" w:hAnsi="PingFang SC" w:eastAsia="PingFang SC"/>
           <w:color w:val="1F4D78"/>
           <w:sz w:val="24"/>
         </w:rPr>
@@ -3686,7 +3776,7 @@
       </w:pPr>
       <w:r>
         <w:rPr>
-          <w:rFonts w:ascii="Arial Unicode MS" w:hAnsi="Arial Unicode MS" w:eastAsia="Arial Unicode MS"/>
+          <w:rFonts w:ascii="PingFang SC" w:hAnsi="PingFang SC" w:eastAsia="PingFang SC"/>
           <w:color w:val="142039"/>
           <w:sz w:val="22"/>
         </w:rPr>
@@ -3700,7 +3790,7 @@
       </w:pPr>
       <w:r>
         <w:rPr>
-          <w:rFonts w:ascii="Arial Unicode MS" w:hAnsi="Arial Unicode MS" w:eastAsia="Arial Unicode MS"/>
+          <w:rFonts w:ascii="PingFang SC" w:hAnsi="PingFang SC" w:eastAsia="PingFang SC"/>
           <w:color w:val="142039"/>
           <w:sz w:val="22"/>
         </w:rPr>
@@ -3714,7 +3804,7 @@
       </w:pPr>
       <w:r>
         <w:rPr>
-          <w:rFonts w:ascii="Arial Unicode MS" w:hAnsi="Arial Unicode MS" w:eastAsia="Arial Unicode MS"/>
+          <w:rFonts w:ascii="PingFang SC" w:hAnsi="PingFang SC" w:eastAsia="PingFang SC"/>
           <w:color w:val="142039"/>
           <w:sz w:val="22"/>
         </w:rPr>
@@ -3722,7 +3812,7 @@
       </w:r>
       <w:r>
         <w:rPr>
-          <w:rFonts w:ascii="Menlo" w:hAnsi="Menlo" w:eastAsia="Arial Unicode MS"/>
+          <w:rFonts w:ascii="Menlo" w:hAnsi="Menlo" w:eastAsia="PingFang SC"/>
           <w:color w:val="1F4D78"/>
           <w:sz w:val="21"/>
         </w:rPr>
@@ -3730,7 +3820,7 @@
       </w:r>
       <w:r>
         <w:rPr>
-          <w:rFonts w:ascii="Arial Unicode MS" w:hAnsi="Arial Unicode MS" w:eastAsia="Arial Unicode MS"/>
+          <w:rFonts w:ascii="PingFang SC" w:hAnsi="PingFang SC" w:eastAsia="PingFang SC"/>
           <w:color w:val="142039"/>
           <w:sz w:val="22"/>
         </w:rPr>
@@ -3744,7 +3834,7 @@
       </w:pPr>
       <w:r>
         <w:rPr>
-          <w:rFonts w:ascii="Arial Unicode MS" w:hAnsi="Arial Unicode MS" w:eastAsia="Arial Unicode MS"/>
+          <w:rFonts w:ascii="PingFang SC" w:hAnsi="PingFang SC" w:eastAsia="PingFang SC"/>
           <w:color w:val="142039"/>
           <w:sz w:val="22"/>
         </w:rPr>
@@ -3757,7 +3847,7 @@
       </w:pPr>
       <w:r>
         <w:rPr>
-          <w:rFonts w:ascii="Arial Unicode MS" w:hAnsi="Arial Unicode MS" w:eastAsia="Arial Unicode MS"/>
+          <w:rFonts w:ascii="PingFang SC" w:hAnsi="PingFang SC" w:eastAsia="PingFang SC"/>
           <w:color w:val="1F4D78"/>
           <w:sz w:val="24"/>
         </w:rPr>
@@ -3771,7 +3861,7 @@
       </w:pPr>
       <w:r>
         <w:rPr>
-          <w:rFonts w:ascii="Arial Unicode MS" w:hAnsi="Arial Unicode MS" w:eastAsia="Arial Unicode MS"/>
+          <w:rFonts w:ascii="PingFang SC" w:hAnsi="PingFang SC" w:eastAsia="PingFang SC"/>
           <w:color w:val="142039"/>
           <w:sz w:val="22"/>
         </w:rPr>
@@ -3785,7 +3875,7 @@
       </w:pPr>
       <w:r>
         <w:rPr>
-          <w:rFonts w:ascii="Arial Unicode MS" w:hAnsi="Arial Unicode MS" w:eastAsia="Arial Unicode MS"/>
+          <w:rFonts w:ascii="PingFang SC" w:hAnsi="PingFang SC" w:eastAsia="PingFang SC"/>
           <w:color w:val="142039"/>
           <w:sz w:val="22"/>
         </w:rPr>
@@ -3799,7 +3889,7 @@
       </w:pPr>
       <w:r>
         <w:rPr>
-          <w:rFonts w:ascii="Arial Unicode MS" w:hAnsi="Arial Unicode MS" w:eastAsia="Arial Unicode MS"/>
+          <w:rFonts w:ascii="PingFang SC" w:hAnsi="PingFang SC" w:eastAsia="PingFang SC"/>
           <w:color w:val="142039"/>
           <w:sz w:val="22"/>
         </w:rPr>
@@ -3813,7 +3903,7 @@
       </w:pPr>
       <w:r>
         <w:rPr>
-          <w:rFonts w:ascii="Arial Unicode MS" w:hAnsi="Arial Unicode MS" w:eastAsia="Arial Unicode MS"/>
+          <w:rFonts w:ascii="PingFang SC" w:hAnsi="PingFang SC" w:eastAsia="PingFang SC"/>
           <w:color w:val="142039"/>
           <w:sz w:val="22"/>
         </w:rPr>
@@ -3827,7 +3917,7 @@
       </w:pPr>
       <w:r>
         <w:rPr>
-          <w:rFonts w:ascii="Arial Unicode MS" w:hAnsi="Arial Unicode MS" w:eastAsia="Arial Unicode MS"/>
+          <w:rFonts w:ascii="PingFang SC" w:hAnsi="PingFang SC" w:eastAsia="PingFang SC"/>
           <w:color w:val="142039"/>
           <w:sz w:val="22"/>
         </w:rPr>
@@ -3840,7 +3930,7 @@
       </w:pPr>
       <w:r>
         <w:rPr>
-          <w:rFonts w:ascii="Arial Unicode MS" w:hAnsi="Arial Unicode MS" w:eastAsia="Arial Unicode MS"/>
+          <w:rFonts w:ascii="PingFang SC" w:hAnsi="PingFang SC" w:eastAsia="PingFang SC"/>
           <w:color w:val="142039"/>
           <w:sz w:val="22"/>
         </w:rPr>
@@ -3853,7 +3943,7 @@
       </w:pPr>
       <w:r>
         <w:rPr>
-          <w:rFonts w:ascii="Arial Unicode MS" w:hAnsi="Arial Unicode MS" w:eastAsia="Arial Unicode MS"/>
+          <w:rFonts w:ascii="PingFang SC" w:hAnsi="PingFang SC" w:eastAsia="PingFang SC"/>
           <w:color w:val="2E74B5"/>
           <w:sz w:val="26"/>
         </w:rPr>
@@ -3866,7 +3956,7 @@
       </w:pPr>
       <w:r>
         <w:rPr>
-          <w:rFonts w:ascii="Arial Unicode MS" w:hAnsi="Arial Unicode MS" w:eastAsia="Arial Unicode MS"/>
+          <w:rFonts w:ascii="PingFang SC" w:hAnsi="PingFang SC" w:eastAsia="PingFang SC"/>
           <w:color w:val="142039"/>
           <w:sz w:val="22"/>
         </w:rPr>
@@ -3884,7 +3974,7 @@
       </w:pPr>
       <w:r>
         <w:rPr>
-          <w:rFonts w:ascii="Arial Unicode MS" w:hAnsi="Arial Unicode MS" w:eastAsia="Arial Unicode MS"/>
+          <w:rFonts w:ascii="PingFang SC" w:hAnsi="PingFang SC" w:eastAsia="PingFang SC"/>
           <w:color w:val="142039"/>
           <w:sz w:val="22"/>
         </w:rPr>
@@ -3892,7 +3982,7 @@
       </w:r>
       <w:r>
         <w:rPr>
-          <w:rFonts w:ascii="Menlo" w:hAnsi="Menlo" w:eastAsia="Arial Unicode MS"/>
+          <w:rFonts w:ascii="Menlo" w:hAnsi="Menlo" w:eastAsia="PingFang SC"/>
           <w:color w:val="1F4D78"/>
           <w:sz w:val="21"/>
         </w:rPr>
@@ -3900,7 +3990,7 @@
       </w:r>
       <w:r>
         <w:rPr>
-          <w:rFonts w:ascii="Arial Unicode MS" w:hAnsi="Arial Unicode MS" w:eastAsia="Arial Unicode MS"/>
+          <w:rFonts w:ascii="PingFang SC" w:hAnsi="PingFang SC" w:eastAsia="PingFang SC"/>
           <w:color w:val="142039"/>
           <w:sz w:val="22"/>
         </w:rPr>
@@ -3918,7 +4008,7 @@
       </w:pPr>
       <w:r>
         <w:rPr>
-          <w:rFonts w:ascii="Arial Unicode MS" w:hAnsi="Arial Unicode MS" w:eastAsia="Arial Unicode MS"/>
+          <w:rFonts w:ascii="PingFang SC" w:hAnsi="PingFang SC" w:eastAsia="PingFang SC"/>
           <w:color w:val="142039"/>
           <w:sz w:val="22"/>
         </w:rPr>
@@ -3926,7 +4016,7 @@
       </w:r>
       <w:r>
         <w:rPr>
-          <w:rFonts w:ascii="Menlo" w:hAnsi="Menlo" w:eastAsia="Arial Unicode MS"/>
+          <w:rFonts w:ascii="Menlo" w:hAnsi="Menlo" w:eastAsia="PingFang SC"/>
           <w:color w:val="1F4D78"/>
           <w:sz w:val="21"/>
         </w:rPr>
@@ -3934,7 +4024,7 @@
       </w:r>
       <w:r>
         <w:rPr>
-          <w:rFonts w:ascii="Arial Unicode MS" w:hAnsi="Arial Unicode MS" w:eastAsia="Arial Unicode MS"/>
+          <w:rFonts w:ascii="PingFang SC" w:hAnsi="PingFang SC" w:eastAsia="PingFang SC"/>
           <w:color w:val="142039"/>
           <w:sz w:val="22"/>
         </w:rPr>
@@ -3952,7 +4042,7 @@
       </w:pPr>
       <w:r>
         <w:rPr>
-          <w:rFonts w:ascii="Arial Unicode MS" w:hAnsi="Arial Unicode MS" w:eastAsia="Arial Unicode MS"/>
+          <w:rFonts w:ascii="PingFang SC" w:hAnsi="PingFang SC" w:eastAsia="PingFang SC"/>
           <w:color w:val="142039"/>
           <w:sz w:val="22"/>
         </w:rPr>
@@ -3970,7 +4060,7 @@
       </w:pPr>
       <w:r>
         <w:rPr>
-          <w:rFonts w:ascii="Arial Unicode MS" w:hAnsi="Arial Unicode MS" w:eastAsia="Arial Unicode MS"/>
+          <w:rFonts w:ascii="PingFang SC" w:hAnsi="PingFang SC" w:eastAsia="PingFang SC"/>
           <w:color w:val="142039"/>
           <w:sz w:val="22"/>
         </w:rPr>
@@ -3988,7 +4078,7 @@
       </w:pPr>
       <w:r>
         <w:rPr>
-          <w:rFonts w:ascii="Arial Unicode MS" w:hAnsi="Arial Unicode MS" w:eastAsia="Arial Unicode MS"/>
+          <w:rFonts w:ascii="PingFang SC" w:hAnsi="PingFang SC" w:eastAsia="PingFang SC"/>
           <w:color w:val="142039"/>
           <w:sz w:val="22"/>
         </w:rPr>
@@ -4006,7 +4096,7 @@
       </w:pPr>
       <w:r>
         <w:rPr>
-          <w:rFonts w:ascii="Arial Unicode MS" w:hAnsi="Arial Unicode MS" w:eastAsia="Arial Unicode MS"/>
+          <w:rFonts w:ascii="PingFang SC" w:hAnsi="PingFang SC" w:eastAsia="PingFang SC"/>
           <w:color w:val="142039"/>
           <w:sz w:val="22"/>
         </w:rPr>
@@ -4024,7 +4114,7 @@
       </w:pPr>
       <w:r>
         <w:rPr>
-          <w:rFonts w:ascii="Arial Unicode MS" w:hAnsi="Arial Unicode MS" w:eastAsia="Arial Unicode MS"/>
+          <w:rFonts w:ascii="PingFang SC" w:hAnsi="PingFang SC" w:eastAsia="PingFang SC"/>
           <w:color w:val="142039"/>
           <w:sz w:val="22"/>
         </w:rPr>
@@ -4042,7 +4132,7 @@
       </w:pPr>
       <w:r>
         <w:rPr>
-          <w:rFonts w:ascii="Arial Unicode MS" w:hAnsi="Arial Unicode MS" w:eastAsia="Arial Unicode MS"/>
+          <w:rFonts w:ascii="PingFang SC" w:hAnsi="PingFang SC" w:eastAsia="PingFang SC"/>
           <w:color w:val="142039"/>
           <w:sz w:val="22"/>
         </w:rPr>
@@ -4055,7 +4145,7 @@
       </w:pPr>
       <w:r>
         <w:rPr>
-          <w:rFonts w:ascii="Arial Unicode MS" w:hAnsi="Arial Unicode MS" w:eastAsia="Arial Unicode MS"/>
+          <w:rFonts w:ascii="PingFang SC" w:hAnsi="PingFang SC" w:eastAsia="PingFang SC"/>
           <w:color w:val="2E74B5"/>
           <w:sz w:val="26"/>
         </w:rPr>
@@ -4068,7 +4158,7 @@
       </w:pPr>
       <w:r>
         <w:rPr>
-          <w:rFonts w:ascii="Arial Unicode MS" w:hAnsi="Arial Unicode MS" w:eastAsia="Arial Unicode MS"/>
+          <w:rFonts w:ascii="PingFang SC" w:hAnsi="PingFang SC" w:eastAsia="PingFang SC"/>
           <w:color w:val="142039"/>
           <w:sz w:val="22"/>
         </w:rPr>
@@ -4113,7 +4203,7 @@
             <w:r/>
             <w:r>
               <w:rPr>
-                <w:rFonts w:ascii="Menlo" w:hAnsi="Menlo" w:eastAsia="Arial Unicode MS"/>
+                <w:rFonts w:ascii="Menlo" w:hAnsi="Menlo" w:eastAsia="PingFang SC"/>
                 <w:color w:val="142039"/>
                 <w:sz w:val="17"/>
               </w:rPr>
@@ -4122,7 +4212,7 @@
             </w:r>
             <w:r>
               <w:rPr>
-                <w:rFonts w:ascii="Menlo" w:hAnsi="Menlo" w:eastAsia="Arial Unicode MS"/>
+                <w:rFonts w:ascii="Menlo" w:hAnsi="Menlo" w:eastAsia="PingFang SC"/>
                 <w:color w:val="142039"/>
                 <w:sz w:val="17"/>
               </w:rPr>
@@ -4131,7 +4221,7 @@
             </w:r>
             <w:r>
               <w:rPr>
-                <w:rFonts w:ascii="Menlo" w:hAnsi="Menlo" w:eastAsia="Arial Unicode MS"/>
+                <w:rFonts w:ascii="Menlo" w:hAnsi="Menlo" w:eastAsia="PingFang SC"/>
                 <w:color w:val="142039"/>
                 <w:sz w:val="17"/>
               </w:rPr>
@@ -4140,7 +4230,7 @@
             </w:r>
             <w:r>
               <w:rPr>
-                <w:rFonts w:ascii="Menlo" w:hAnsi="Menlo" w:eastAsia="Arial Unicode MS"/>
+                <w:rFonts w:ascii="Menlo" w:hAnsi="Menlo" w:eastAsia="PingFang SC"/>
                 <w:color w:val="142039"/>
                 <w:sz w:val="17"/>
               </w:rPr>
@@ -4149,7 +4239,7 @@
             </w:r>
             <w:r>
               <w:rPr>
-                <w:rFonts w:ascii="Menlo" w:hAnsi="Menlo" w:eastAsia="Arial Unicode MS"/>
+                <w:rFonts w:ascii="Menlo" w:hAnsi="Menlo" w:eastAsia="PingFang SC"/>
                 <w:color w:val="142039"/>
                 <w:sz w:val="17"/>
               </w:rPr>
@@ -4170,7 +4260,7 @@
       </w:pPr>
       <w:r>
         <w:rPr>
-          <w:rFonts w:ascii="Arial Unicode MS" w:hAnsi="Arial Unicode MS" w:eastAsia="Arial Unicode MS"/>
+          <w:rFonts w:ascii="PingFang SC" w:hAnsi="PingFang SC" w:eastAsia="PingFang SC"/>
           <w:color w:val="142039"/>
           <w:sz w:val="22"/>
         </w:rPr>
@@ -4178,7 +4268,7 @@
       </w:r>
       <w:r>
         <w:rPr>
-          <w:rFonts w:ascii="Menlo" w:hAnsi="Menlo" w:eastAsia="Arial Unicode MS"/>
+          <w:rFonts w:ascii="Menlo" w:hAnsi="Menlo" w:eastAsia="PingFang SC"/>
           <w:color w:val="1F4D78"/>
           <w:sz w:val="21"/>
         </w:rPr>
@@ -4186,7 +4276,7 @@
       </w:r>
       <w:r>
         <w:rPr>
-          <w:rFonts w:ascii="Arial Unicode MS" w:hAnsi="Arial Unicode MS" w:eastAsia="Arial Unicode MS"/>
+          <w:rFonts w:ascii="PingFang SC" w:hAnsi="PingFang SC" w:eastAsia="PingFang SC"/>
           <w:color w:val="142039"/>
           <w:sz w:val="22"/>
         </w:rPr>
@@ -4199,7 +4289,7 @@
       </w:pPr>
       <w:r>
         <w:rPr>
-          <w:rFonts w:ascii="Menlo" w:hAnsi="Menlo" w:eastAsia="Arial Unicode MS"/>
+          <w:rFonts w:ascii="Menlo" w:hAnsi="Menlo" w:eastAsia="PingFang SC"/>
           <w:color w:val="1F4D78"/>
           <w:sz w:val="21"/>
         </w:rPr>
@@ -4212,7 +4302,7 @@
       </w:pPr>
       <w:r>
         <w:rPr>
-          <w:rFonts w:ascii="Arial Unicode MS" w:hAnsi="Arial Unicode MS" w:eastAsia="Arial Unicode MS"/>
+          <w:rFonts w:ascii="PingFang SC" w:hAnsi="PingFang SC" w:eastAsia="PingFang SC"/>
           <w:color w:val="142039"/>
           <w:sz w:val="22"/>
         </w:rPr>
@@ -4225,7 +4315,7 @@
       </w:pPr>
       <w:r>
         <w:rPr>
-          <w:rFonts w:ascii="Menlo" w:hAnsi="Menlo" w:eastAsia="Arial Unicode MS"/>
+          <w:rFonts w:ascii="Menlo" w:hAnsi="Menlo" w:eastAsia="PingFang SC"/>
           <w:color w:val="1F4D78"/>
           <w:sz w:val="21"/>
         </w:rPr>
@@ -4238,7 +4328,7 @@
       </w:pPr>
       <w:r>
         <w:rPr>
-          <w:rFonts w:ascii="Arial Unicode MS" w:hAnsi="Arial Unicode MS" w:eastAsia="Arial Unicode MS"/>
+          <w:rFonts w:ascii="PingFang SC" w:hAnsi="PingFang SC" w:eastAsia="PingFang SC"/>
           <w:color w:val="2E74B5"/>
           <w:sz w:val="26"/>
         </w:rPr>
@@ -4251,7 +4341,7 @@
       </w:pPr>
       <w:r>
         <w:rPr>
-          <w:rFonts w:ascii="Arial Unicode MS" w:hAnsi="Arial Unicode MS" w:eastAsia="Arial Unicode MS"/>
+          <w:rFonts w:ascii="PingFang SC" w:hAnsi="PingFang SC" w:eastAsia="PingFang SC"/>
           <w:color w:val="142039"/>
           <w:sz w:val="22"/>
         </w:rPr>
@@ -4264,7 +4354,7 @@
       </w:pPr>
       <w:r>
         <w:rPr>
-          <w:rFonts w:ascii="Arial Unicode MS" w:hAnsi="Arial Unicode MS" w:eastAsia="Arial Unicode MS"/>
+          <w:rFonts w:ascii="PingFang SC" w:hAnsi="PingFang SC" w:eastAsia="PingFang SC"/>
           <w:color w:val="2E74B5"/>
           <w:sz w:val="26"/>
         </w:rPr>
@@ -4278,7 +4368,7 @@
       </w:pPr>
       <w:r>
         <w:rPr>
-          <w:rFonts w:ascii="Arial Unicode MS" w:hAnsi="Arial Unicode MS" w:eastAsia="Arial Unicode MS"/>
+          <w:rFonts w:ascii="PingFang SC" w:hAnsi="PingFang SC" w:eastAsia="PingFang SC"/>
           <w:color w:val="142039"/>
           <w:sz w:val="22"/>
         </w:rPr>
@@ -4292,7 +4382,7 @@
       </w:pPr>
       <w:r>
         <w:rPr>
-          <w:rFonts w:ascii="Arial Unicode MS" w:hAnsi="Arial Unicode MS" w:eastAsia="Arial Unicode MS"/>
+          <w:rFonts w:ascii="PingFang SC" w:hAnsi="PingFang SC" w:eastAsia="PingFang SC"/>
           <w:color w:val="142039"/>
           <w:sz w:val="22"/>
         </w:rPr>
@@ -4306,7 +4396,7 @@
       </w:pPr>
       <w:r>
         <w:rPr>
-          <w:rFonts w:ascii="Arial Unicode MS" w:hAnsi="Arial Unicode MS" w:eastAsia="Arial Unicode MS"/>
+          <w:rFonts w:ascii="PingFang SC" w:hAnsi="PingFang SC" w:eastAsia="PingFang SC"/>
           <w:color w:val="142039"/>
           <w:sz w:val="22"/>
         </w:rPr>
@@ -4320,7 +4410,7 @@
       </w:pPr>
       <w:r>
         <w:rPr>
-          <w:rFonts w:ascii="Arial Unicode MS" w:hAnsi="Arial Unicode MS" w:eastAsia="Arial Unicode MS"/>
+          <w:rFonts w:ascii="PingFang SC" w:hAnsi="PingFang SC" w:eastAsia="PingFang SC"/>
           <w:color w:val="142039"/>
           <w:sz w:val="22"/>
         </w:rPr>
@@ -4334,7 +4424,7 @@
       </w:pPr>
       <w:r>
         <w:rPr>
-          <w:rFonts w:ascii="Arial Unicode MS" w:hAnsi="Arial Unicode MS" w:eastAsia="Arial Unicode MS"/>
+          <w:rFonts w:ascii="PingFang SC" w:hAnsi="PingFang SC" w:eastAsia="PingFang SC"/>
           <w:color w:val="142039"/>
           <w:sz w:val="22"/>
         </w:rPr>
@@ -4348,7 +4438,7 @@
       </w:pPr>
       <w:r>
         <w:rPr>
-          <w:rFonts w:ascii="Arial Unicode MS" w:hAnsi="Arial Unicode MS" w:eastAsia="Arial Unicode MS"/>
+          <w:rFonts w:ascii="PingFang SC" w:hAnsi="PingFang SC" w:eastAsia="PingFang SC"/>
           <w:color w:val="142039"/>
           <w:sz w:val="22"/>
         </w:rPr>
@@ -4376,7 +4466,7 @@
     </w:pPr>
     <w:r>
       <w:rPr>
-        <w:rFonts w:ascii="Arial Unicode MS" w:hAnsi="Arial Unicode MS" w:eastAsia="Arial Unicode MS"/>
+        <w:rFonts w:ascii="PingFang SC" w:hAnsi="PingFang SC" w:eastAsia="PingFang SC"/>
         <w:color w:val="687386"/>
         <w:sz w:val="17"/>
       </w:rPr>
@@ -4396,7 +4486,7 @@
     </w:pPr>
     <w:r>
       <w:rPr>
-        <w:rFonts w:ascii="Arial Unicode MS" w:hAnsi="Arial Unicode MS" w:eastAsia="Arial Unicode MS"/>
+        <w:rFonts w:ascii="PingFang SC" w:hAnsi="PingFang SC" w:eastAsia="PingFang SC"/>
         <w:b/>
         <w:color w:val="687386"/>
         <w:sz w:val="17"/>
@@ -4828,7 +4918,7 @@
       <w:spacing w:after="120" w:line="264" w:lineRule="auto"/>
     </w:pPr>
     <w:rPr>
-      <w:rFonts w:ascii="Arial Unicode MS" w:hAnsi="Arial Unicode MS" w:eastAsia="Arial Unicode MS"/>
+      <w:rFonts w:ascii="PingFang SC" w:hAnsi="PingFang SC" w:eastAsia="PingFang SC"/>
       <w:color w:val="142039"/>
       <w:sz w:val="22"/>
     </w:rPr>
@@ -4892,7 +4982,7 @@
       <w:outlineLvl w:val="0"/>
     </w:pPr>
     <w:rPr>
-      <w:rFonts w:asciiTheme="majorHAnsi" w:eastAsiaTheme="majorEastAsia" w:hAnsiTheme="majorHAnsi" w:cstheme="majorBidi" w:ascii="Arial Unicode MS" w:hAnsi="Arial Unicode MS" w:eastAsia="Arial Unicode MS"/>
+      <w:rFonts w:asciiTheme="majorHAnsi" w:eastAsiaTheme="majorEastAsia" w:hAnsiTheme="majorHAnsi" w:cstheme="majorBidi" w:ascii="PingFang SC" w:hAnsi="PingFang SC" w:eastAsia="PingFang SC"/>
       <w:b/>
       <w:bCs/>
       <w:color w:val="2E74B5"/>
@@ -4916,7 +5006,7 @@
       <w:outlineLvl w:val="1"/>
     </w:pPr>
     <w:rPr>
-      <w:rFonts w:asciiTheme="majorHAnsi" w:eastAsiaTheme="majorEastAsia" w:hAnsiTheme="majorHAnsi" w:cstheme="majorBidi" w:ascii="Arial Unicode MS" w:hAnsi="Arial Unicode MS" w:eastAsia="Arial Unicode MS"/>
+      <w:rFonts w:asciiTheme="majorHAnsi" w:eastAsiaTheme="majorEastAsia" w:hAnsiTheme="majorHAnsi" w:cstheme="majorBidi" w:ascii="PingFang SC" w:hAnsi="PingFang SC" w:eastAsia="PingFang SC"/>
       <w:b/>
       <w:bCs/>
       <w:color w:val="2E74B5"/>
@@ -4940,7 +5030,7 @@
       <w:outlineLvl w:val="2"/>
     </w:pPr>
     <w:rPr>
-      <w:rFonts w:asciiTheme="majorHAnsi" w:eastAsiaTheme="majorEastAsia" w:hAnsiTheme="majorHAnsi" w:cstheme="majorBidi" w:ascii="Arial Unicode MS" w:hAnsi="Arial Unicode MS" w:eastAsia="Arial Unicode MS"/>
+      <w:rFonts w:asciiTheme="majorHAnsi" w:eastAsiaTheme="majorEastAsia" w:hAnsiTheme="majorHAnsi" w:cstheme="majorBidi" w:ascii="PingFang SC" w:hAnsi="PingFang SC" w:eastAsia="PingFang SC"/>
       <w:b/>
       <w:bCs/>
       <w:color w:val="1F4D78"/>
@@ -5365,7 +5455,7 @@
       <w:contextualSpacing/>
     </w:pPr>
     <w:rPr>
-      <w:rFonts w:ascii="Arial Unicode MS" w:hAnsi="Arial Unicode MS" w:eastAsia="Arial Unicode MS"/>
+      <w:rFonts w:ascii="PingFang SC" w:hAnsi="PingFang SC" w:eastAsia="PingFang SC"/>
       <w:color w:val="142039"/>
       <w:sz w:val="22"/>
     </w:rPr>
@@ -5411,7 +5501,7 @@
       <w:contextualSpacing/>
     </w:pPr>
     <w:rPr>
-      <w:rFonts w:ascii="Arial Unicode MS" w:hAnsi="Arial Unicode MS" w:eastAsia="Arial Unicode MS"/>
+      <w:rFonts w:ascii="PingFang SC" w:hAnsi="PingFang SC" w:eastAsia="PingFang SC"/>
       <w:color w:val="142039"/>
       <w:sz w:val="22"/>
     </w:rPr>
